--- a/digicon-lp-kit/guide/lp-guide.docx
+++ b/digicon-lp-kit/guide/lp-guide.docx
@@ -1447,7 +1447,7 @@
         <w:spacing w:after="120" w:line="300"/>
       </w:pPr>
       <w:r>
-        <w:t xml:space="preserve">Claude Codeで作ったファイル一式をパソコンにダウンロードする</w:t>
+        <w:t xml:space="preserve">Claude Codeで作ったファイル一式をパソコンにダウンロードする(見当たらない場合は「LPのファイルをダウンロードできるようにまとめてください」とお願いすればOK)</w:t>
       </w:r>
     </w:p>
     <w:p>
@@ -1487,16 +1487,82 @@
       </w:pPr>
       <w:r>
         <w:t xml:space="preserve">数秒待つと、公開された自分だけのURLが表示される</w:t>
+      </w:r>
+    </w:p>
+    <w:p>
+      <w:pPr>
+        <w:pBdr>
+          <w:top w:val="single" w:color="CCCCCC" w:sz="4"/>
+          <w:left w:val="single" w:color="CCCCCC" w:sz="4"/>
+          <w:bottom w:val="single" w:color="CCCCCC" w:sz="4"/>
+          <w:right w:val="single" w:color="CCCCCC" w:sz="4"/>
+        </w:pBdr>
+        <w:spacing w:after="60" w:before="120"/>
+        <w:jc w:val="center"/>
+      </w:pPr>
+      <w:r>
+        <w:drawing>
+          <wp:inline distT="0" distB="0" distL="0" distR="0">
+            <wp:extent cx="5905500" cy="3381375"/>
+            <wp:effectExtent t="0" r="0" b="0" l="0"/>
+            <wp:docPr id="1" name="" descr="" title=""/>
+            <wp:cNvGraphicFramePr>
+              <a:graphicFrameLocks xmlns:a="http://schemas.openxmlformats.org/drawingml/2006/main" noChangeAspect="1"/>
+            </wp:cNvGraphicFramePr>
+            <a:graphic xmlns:a="http://schemas.openxmlformats.org/drawingml/2006/main">
+              <a:graphicData uri="http://schemas.openxmlformats.org/drawingml/2006/picture">
+                <pic:pic xmlns:pic="http://schemas.openxmlformats.org/drawingml/2006/picture">
+                  <pic:nvPicPr>
+                    <pic:cNvPr id="0" name="" descr=""/>
+                    <pic:cNvPicPr>
+                      <a:picLocks noChangeAspect="1" noChangeArrowheads="1"/>
+                    </pic:cNvPicPr>
+                  </pic:nvPicPr>
+                  <pic:blipFill>
+                    <a:blip r:embed="rId7" cstate="none"/>
+                    <a:srcRect/>
+                    <a:stretch>
+                      <a:fillRect/>
+                    </a:stretch>
+                  </pic:blipFill>
+                  <pic:spPr bwMode="auto">
+                    <a:xfrm>
+                      <a:off x="0" y="0"/>
+                      <a:ext cx="5905500" cy="3381375"/>
+                    </a:xfrm>
+                    <a:prstGeom prst="rect">
+                      <a:avLst/>
+                    </a:prstGeom>
+                  </pic:spPr>
+                </pic:pic>
+              </a:graphicData>
+            </a:graphic>
+          </wp:inline>
+        </w:drawing>
+      </w:r>
+    </w:p>
+    <w:p>
+      <w:pPr>
+        <w:spacing w:after="200"/>
+        <w:jc w:val="center"/>
+      </w:pPr>
+      <w:r>
+        <w:rPr>
+          <w:color w:val="8A7B6F"/>
+          <w:sz w:val="18"/>
+          <w:szCs w:val="18"/>
+        </w:rPr>
+        <w:t xml:space="preserve">公開した直後に表示される画面</w:t>
       </w:r>
     </w:p>
     <w:tbl>
       <w:tblPr>
         <w:tblW w:type="dxa" w:w="9026"/>
         <w:tblBorders>
-          <w:top w:val="dashed" w:color="8A7B6F" w:sz="6"/>
-          <w:left w:val="dashed" w:color="8A7B6F" w:sz="6"/>
-          <w:bottom w:val="dashed" w:color="8A7B6F" w:sz="6"/>
-          <w:right w:val="dashed" w:color="8A7B6F" w:sz="6"/>
+          <w:top w:val="single" w:color="E6D9CB" w:sz="4"/>
+          <w:left w:val="single" w:color="E6D9CB" w:sz="4"/>
+          <w:bottom w:val="single" w:color="E6D9CB" w:sz="4"/>
+          <w:right w:val="single" w:color="E6D9CB" w:sz="4"/>
           <w:insideH w:val="single" w:color="auto" w:sz="4"/>
           <w:insideV w:val="single" w:color="auto" w:sz="4"/>
         </w:tblBorders>
@@ -1508,52 +1574,294 @@
         <w:tc>
           <w:tcPr>
             <w:tcW w:type="dxa" w:w="9026"/>
-            <w:shd w:fill="FFFFFF" w:color="auto" w:val="clear"/>
+            <w:shd w:fill="F0E6DA" w:color="auto" w:val="clear"/>
             <w:tcMar>
-              <w:top w:type="dxa" w:w="500"/>
+              <w:top w:type="dxa" w:w="160"/>
               <w:left w:type="dxa" w:w="220"/>
-              <w:bottom w:type="dxa" w:w="500"/>
+              <w:bottom w:type="dxa" w:w="160"/>
               <w:right w:type="dxa" w:w="220"/>
             </w:tcMar>
           </w:tcPr>
           <w:p>
             <w:pPr>
               <w:spacing w:after="60"/>
-              <w:jc w:val="center"/>
             </w:pPr>
             <w:r>
               <w:rPr>
-                <w:i/>
-                <w:iCs/>
-                <w:color w:val="8A7B6F"/>
+                <w:b/>
+                <w:bCs/>
+                <w:color w:val="A35F42"/>
               </w:rPr>
-              <w:t xml:space="preserve">[ ここに画面キャプチャが入ります ]</w:t>
+              <w:t xml:space="preserve">ここ、とても大事です!</w:t>
             </w:r>
           </w:p>
           <w:p>
             <w:pPr>
-              <w:jc w:val="center"/>
+              <w:spacing w:after="0" w:line="300"/>
             </w:pPr>
             <w:r>
               <w:rPr>
-                <w:color w:val="8A7B6F"/>
-                <w:sz w:val="18"/>
-                <w:szCs w:val="18"/>
+                <w:color w:val="55483E"/>
               </w:rPr>
-              <w:t xml:space="preserve">Netlify Dropの画面(フォルダをドラッグ&amp;ドロップするところ)</w:t>
+              <w:t xml:space="preserve">画面には「このプロジェクトは1時間で消えます」と書かれています。このままだと、1時間後に本当にページが見られなくなってしまいます。続けてSTEP7の「Claim this site」を、なるべくすぐに行ってください。</w:t>
             </w:r>
           </w:p>
         </w:tc>
       </w:tr>
     </w:tbl>
+    <w:p>
+      <w:r>
+        <w:br w:type="page"/>
+      </w:r>
+    </w:p>
+    <w:p>
+      <w:pPr>
+        <w:pStyle w:val="Heading1"/>
+        <w:spacing w:after="200" w:before="400"/>
+      </w:pPr>
+      <w:r>
+        <w:rPr>
+          <w:b/>
+          <w:bCs/>
+          <w:color w:val="A35F42"/>
+        </w:rPr>
+        <w:t xml:space="preserve">STEP 7　サイトを自分のものにする(必ず行ってください)</w:t>
+      </w:r>
+    </w:p>
+    <w:p>
+      <w:pPr>
+        <w:spacing w:after="160" w:line="320"/>
+      </w:pPr>
+      <w:r>
+        <w:t xml:space="preserve">STEP6の画面に出てきた「Claim this site」というボタンを押して、公開したサイトを自分のものとして保存します。ここまでやって、初めて「ずっと消えないLP」になります。</w:t>
+      </w:r>
+    </w:p>
+    <w:p>
+      <w:pPr>
+        <w:pStyle w:val="Heading2"/>
+        <w:spacing w:after="150" w:before="300"/>
+      </w:pPr>
+      <w:r>
+        <w:rPr>
+          <w:b/>
+          <w:bCs/>
+          <w:color w:val="55483E"/>
+        </w:rPr>
+        <w:t xml:space="preserve">① アカウントを作る</w:t>
+      </w:r>
+    </w:p>
+    <w:p>
+      <w:pPr>
+        <w:spacing w:after="160" w:line="320"/>
+      </w:pPr>
+      <w:r>
+        <w:t xml:space="preserve">「Claim this site」を押すと、Netlifyのアカウント作成画面が出てきます。</w:t>
+      </w:r>
+    </w:p>
+    <w:p>
+      <w:pPr>
+        <w:pBdr>
+          <w:top w:val="single" w:color="CCCCCC" w:sz="4"/>
+          <w:left w:val="single" w:color="CCCCCC" w:sz="4"/>
+          <w:bottom w:val="single" w:color="CCCCCC" w:sz="4"/>
+          <w:right w:val="single" w:color="CCCCCC" w:sz="4"/>
+        </w:pBdr>
+        <w:spacing w:after="60" w:before="120"/>
+        <w:jc w:val="center"/>
+      </w:pPr>
+      <w:r>
+        <w:drawing>
+          <wp:inline distT="0" distB="0" distL="0" distR="0">
+            <wp:extent cx="5905500" cy="3648075"/>
+            <wp:effectExtent t="0" r="0" b="0" l="0"/>
+            <wp:docPr id="2" name="" descr="" title=""/>
+            <wp:cNvGraphicFramePr>
+              <a:graphicFrameLocks xmlns:a="http://schemas.openxmlformats.org/drawingml/2006/main" noChangeAspect="1"/>
+            </wp:cNvGraphicFramePr>
+            <a:graphic xmlns:a="http://schemas.openxmlformats.org/drawingml/2006/main">
+              <a:graphicData uri="http://schemas.openxmlformats.org/drawingml/2006/picture">
+                <pic:pic xmlns:pic="http://schemas.openxmlformats.org/drawingml/2006/picture">
+                  <pic:nvPicPr>
+                    <pic:cNvPr id="0" name="" descr=""/>
+                    <pic:cNvPicPr>
+                      <a:picLocks noChangeAspect="1" noChangeArrowheads="1"/>
+                    </pic:cNvPicPr>
+                  </pic:nvPicPr>
+                  <pic:blipFill>
+                    <a:blip r:embed="rId8" cstate="none"/>
+                    <a:srcRect/>
+                    <a:stretch>
+                      <a:fillRect/>
+                    </a:stretch>
+                  </pic:blipFill>
+                  <pic:spPr bwMode="auto">
+                    <a:xfrm>
+                      <a:off x="0" y="0"/>
+                      <a:ext cx="5905500" cy="3648075"/>
+                    </a:xfrm>
+                    <a:prstGeom prst="rect">
+                      <a:avLst/>
+                    </a:prstGeom>
+                  </pic:spPr>
+                </pic:pic>
+              </a:graphicData>
+            </a:graphic>
+          </wp:inline>
+        </w:drawing>
+      </w:r>
+    </w:p>
+    <w:p>
+      <w:pPr>
+        <w:spacing w:after="200"/>
+        <w:jc w:val="center"/>
+      </w:pPr>
+      <w:r>
+        <w:rPr>
+          <w:color w:val="8A7B6F"/>
+          <w:sz w:val="18"/>
+          <w:szCs w:val="18"/>
+        </w:rPr>
+        <w:t xml:space="preserve">アカウント作成画面。Google・GitHub・GitLab・Bitbucket・メールアドレスから選べる</w:t>
+      </w:r>
+    </w:p>
+    <w:p>
+      <w:pPr>
+        <w:spacing w:after="160" w:line="320"/>
+      </w:pPr>
+      <w:r>
+        <w:t xml:space="preserve">このデジコンは「GitHubを使わなくていい、簡単な方法」がテーマなので、GitHubアカウントを持っていない方は、</w:t>
+      </w:r>
+    </w:p>
+    <w:p>
+      <w:pPr>
+        <w:pStyle w:val="ListParagraph"/>
+        <w:numPr>
+          <w:ilvl w:val="0"/>
+          <w:numId w:val="2"/>
+        </w:numPr>
+        <w:spacing w:after="100" w:line="300"/>
+      </w:pPr>
+      <w:r>
+        <w:t xml:space="preserve">Googleでサインアップ(普段使っているGoogleアカウントでそのまま登録できます)</w:t>
+      </w:r>
+    </w:p>
+    <w:p>
+      <w:pPr>
+        <w:pStyle w:val="ListParagraph"/>
+        <w:numPr>
+          <w:ilvl w:val="0"/>
+          <w:numId w:val="2"/>
+        </w:numPr>
+        <w:spacing w:after="100" w:line="300"/>
+      </w:pPr>
+      <w:r>
+        <w:t xml:space="preserve">メールアドレスでサインアップ</w:t>
+      </w:r>
+    </w:p>
+    <w:p>
+      <w:pPr>
+        <w:spacing w:after="160" w:line="320"/>
+      </w:pPr>
+      <w:r>
+        <w:t xml:space="preserve">のどちらかを選んでください。クレジットカードの登録は不要です。</w:t>
+      </w:r>
+    </w:p>
+    <w:p>
+      <w:pPr>
+        <w:pStyle w:val="Heading2"/>
+        <w:spacing w:after="150" w:before="300"/>
+      </w:pPr>
+      <w:r>
+        <w:rPr>
+          <w:b/>
+          <w:bCs/>
+          <w:color w:val="55483E"/>
+        </w:rPr>
+        <w:t xml:space="preserve">② 「非公開」になっている表示に注意</w:t>
+      </w:r>
+    </w:p>
+    <w:p>
+      <w:pPr>
+        <w:spacing w:after="160" w:line="320"/>
+      </w:pPr>
+      <w:r>
+        <w:t xml:space="preserve">登録が終わると、こんな画面が出てくることがあります。</w:t>
+      </w:r>
+    </w:p>
+    <w:p>
+      <w:pPr>
+        <w:pBdr>
+          <w:top w:val="single" w:color="CCCCCC" w:sz="4"/>
+          <w:left w:val="single" w:color="CCCCCC" w:sz="4"/>
+          <w:bottom w:val="single" w:color="CCCCCC" w:sz="4"/>
+          <w:right w:val="single" w:color="CCCCCC" w:sz="4"/>
+        </w:pBdr>
+        <w:spacing w:after="60" w:before="120"/>
+        <w:jc w:val="center"/>
+      </w:pPr>
+      <w:r>
+        <w:drawing>
+          <wp:inline distT="0" distB="0" distL="0" distR="0">
+            <wp:extent cx="5905500" cy="3219450"/>
+            <wp:effectExtent t="0" r="0" b="0" l="0"/>
+            <wp:docPr id="3" name="" descr="" title=""/>
+            <wp:cNvGraphicFramePr>
+              <a:graphicFrameLocks xmlns:a="http://schemas.openxmlformats.org/drawingml/2006/main" noChangeAspect="1"/>
+            </wp:cNvGraphicFramePr>
+            <a:graphic xmlns:a="http://schemas.openxmlformats.org/drawingml/2006/main">
+              <a:graphicData uri="http://schemas.openxmlformats.org/drawingml/2006/picture">
+                <pic:pic xmlns:pic="http://schemas.openxmlformats.org/drawingml/2006/picture">
+                  <pic:nvPicPr>
+                    <pic:cNvPr id="0" name="" descr=""/>
+                    <pic:cNvPicPr>
+                      <a:picLocks noChangeAspect="1" noChangeArrowheads="1"/>
+                    </pic:cNvPicPr>
+                  </pic:nvPicPr>
+                  <pic:blipFill>
+                    <a:blip r:embed="rId9" cstate="none"/>
+                    <a:srcRect/>
+                    <a:stretch>
+                      <a:fillRect/>
+                    </a:stretch>
+                  </pic:blipFill>
+                  <pic:spPr bwMode="auto">
+                    <a:xfrm>
+                      <a:off x="0" y="0"/>
+                      <a:ext cx="5905500" cy="3219450"/>
+                    </a:xfrm>
+                    <a:prstGeom prst="rect">
+                      <a:avLst/>
+                    </a:prstGeom>
+                  </pic:spPr>
+                </pic:pic>
+              </a:graphicData>
+            </a:graphic>
+          </wp:inline>
+        </w:drawing>
+      </w:r>
+    </w:p>
+    <w:p>
+      <w:pPr>
+        <w:spacing w:after="200"/>
+        <w:jc w:val="center"/>
+      </w:pPr>
+      <w:r>
+        <w:rPr>
+          <w:color w:val="8A7B6F"/>
+          <w:sz w:val="18"/>
+          <w:szCs w:val="18"/>
+        </w:rPr>
+        <w:t xml:space="preserve">登録直後に表示される「Your project is now private」の画面</w:t>
+      </w:r>
+    </w:p>
     <w:tbl>
       <w:tblPr>
         <w:tblW w:type="dxa" w:w="9026"/>
         <w:tblBorders>
-          <w:top w:val="dashed" w:color="8A7B6F" w:sz="6"/>
-          <w:left w:val="dashed" w:color="8A7B6F" w:sz="6"/>
-          <w:bottom w:val="dashed" w:color="8A7B6F" w:sz="6"/>
-          <w:right w:val="dashed" w:color="8A7B6F" w:sz="6"/>
+          <w:top w:val="single" w:color="E6D9CB" w:sz="4"/>
+          <w:left w:val="single" w:color="E6D9CB" w:sz="4"/>
+          <w:bottom w:val="single" w:color="E6D9CB" w:sz="4"/>
+          <w:right w:val="single" w:color="E6D9CB" w:sz="4"/>
           <w:insideH w:val="single" w:color="auto" w:sz="4"/>
           <w:insideV w:val="single" w:color="auto" w:sz="4"/>
         </w:tblBorders>
@@ -1565,45 +1873,367 @@
         <w:tc>
           <w:tcPr>
             <w:tcW w:type="dxa" w:w="9026"/>
-            <w:shd w:fill="FFFFFF" w:color="auto" w:val="clear"/>
+            <w:shd w:fill="F0E6DA" w:color="auto" w:val="clear"/>
             <w:tcMar>
-              <w:top w:type="dxa" w:w="500"/>
+              <w:top w:type="dxa" w:w="160"/>
               <w:left w:type="dxa" w:w="220"/>
-              <w:bottom w:type="dxa" w:w="500"/>
+              <w:bottom w:type="dxa" w:w="160"/>
               <w:right w:type="dxa" w:w="220"/>
             </w:tcMar>
           </w:tcPr>
           <w:p>
             <w:pPr>
               <w:spacing w:after="60"/>
-              <w:jc w:val="center"/>
             </w:pPr>
             <w:r>
               <w:rPr>
-                <w:i/>
-                <w:iCs/>
-                <w:color w:val="8A7B6F"/>
+                <w:b/>
+                <w:bCs/>
+                <w:color w:val="A35F42"/>
               </w:rPr>
-              <w:t xml:space="preserve">[ ここに画面キャプチャが入ります ]</w:t>
+              <w:t xml:space="preserve">ここも、とても大事です!</w:t>
             </w:r>
           </w:p>
           <w:p>
             <w:pPr>
-              <w:jc w:val="center"/>
+              <w:spacing w:after="0" w:line="300"/>
             </w:pPr>
             <w:r>
               <w:rPr>
-                <w:color w:val="8A7B6F"/>
-                <w:sz w:val="18"/>
-                <w:szCs w:val="18"/>
+                <w:color w:val="55483E"/>
               </w:rPr>
-              <w:t xml:space="preserve">公開後に表示される、自分だけのLPのURL</w:t>
+              <w:t xml:space="preserve">「Your project is now private」(あなたのプロジェクトは非公開です)と出てきます。このままだと、お客様がURLを開いても、LPではなく**ログイン画面**が表示されてしまいます。次の③で、必ず「公開」に切り替えてください。</w:t>
             </w:r>
           </w:p>
         </w:tc>
       </w:tr>
     </w:tbl>
     <w:p>
+      <w:pPr>
+        <w:spacing w:after="160" w:line="320"/>
+      </w:pPr>
+      <w:r>
+        <w:t xml:space="preserve">「Got it」を押すと、下のようなプロジェクトの管理画面(あとから内容を更新したいときにも使う画面です)に進みます。</w:t>
+      </w:r>
+    </w:p>
+    <w:p>
+      <w:pPr>
+        <w:pBdr>
+          <w:top w:val="single" w:color="CCCCCC" w:sz="4"/>
+          <w:left w:val="single" w:color="CCCCCC" w:sz="4"/>
+          <w:bottom w:val="single" w:color="CCCCCC" w:sz="4"/>
+          <w:right w:val="single" w:color="CCCCCC" w:sz="4"/>
+        </w:pBdr>
+        <w:spacing w:after="60" w:before="120"/>
+        <w:jc w:val="center"/>
+      </w:pPr>
+      <w:r>
+        <w:drawing>
+          <wp:inline distT="0" distB="0" distL="0" distR="0">
+            <wp:extent cx="5905500" cy="3038475"/>
+            <wp:effectExtent t="0" r="0" b="0" l="0"/>
+            <wp:docPr id="4" name="" descr="" title=""/>
+            <wp:cNvGraphicFramePr>
+              <a:graphicFrameLocks xmlns:a="http://schemas.openxmlformats.org/drawingml/2006/main" noChangeAspect="1"/>
+            </wp:cNvGraphicFramePr>
+            <a:graphic xmlns:a="http://schemas.openxmlformats.org/drawingml/2006/main">
+              <a:graphicData uri="http://schemas.openxmlformats.org/drawingml/2006/picture">
+                <pic:pic xmlns:pic="http://schemas.openxmlformats.org/drawingml/2006/picture">
+                  <pic:nvPicPr>
+                    <pic:cNvPr id="0" name="" descr=""/>
+                    <pic:cNvPicPr>
+                      <a:picLocks noChangeAspect="1" noChangeArrowheads="1"/>
+                    </pic:cNvPicPr>
+                  </pic:nvPicPr>
+                  <pic:blipFill>
+                    <a:blip r:embed="rId10" cstate="none"/>
+                    <a:srcRect/>
+                    <a:stretch>
+                      <a:fillRect/>
+                    </a:stretch>
+                  </pic:blipFill>
+                  <pic:spPr bwMode="auto">
+                    <a:xfrm>
+                      <a:off x="0" y="0"/>
+                      <a:ext cx="5905500" cy="3038475"/>
+                    </a:xfrm>
+                    <a:prstGeom prst="rect">
+                      <a:avLst/>
+                    </a:prstGeom>
+                  </pic:spPr>
+                </pic:pic>
+              </a:graphicData>
+            </a:graphic>
+          </wp:inline>
+        </w:drawing>
+      </w:r>
+    </w:p>
+    <w:p>
+      <w:pPr>
+        <w:spacing w:after="200"/>
+        <w:jc w:val="center"/>
+      </w:pPr>
+      <w:r>
+        <w:rPr>
+          <w:color w:val="8A7B6F"/>
+          <w:sz w:val="18"/>
+          <w:szCs w:val="18"/>
+        </w:rPr>
+        <w:t xml:space="preserve">プロジェクトの管理画面。名前の横に「Private」の表示がある</w:t>
+      </w:r>
+    </w:p>
+    <w:p>
+      <w:pPr>
+        <w:pStyle w:val="Heading2"/>
+        <w:spacing w:after="150" w:before="300"/>
+      </w:pPr>
+      <w:r>
+        <w:rPr>
+          <w:b/>
+          <w:bCs/>
+          <w:color w:val="55483E"/>
+        </w:rPr>
+        <w:t xml:space="preserve">③ 「Make public」で、誰でも見られる状態にする</w:t>
+      </w:r>
+    </w:p>
+    <w:p>
+      <w:pPr>
+        <w:spacing w:after="160" w:line="320"/>
+      </w:pPr>
+      <w:r>
+        <w:t xml:space="preserve">管理画面にある「Make public」というボタンを押してください。次のような確認画面が出てきます。</w:t>
+      </w:r>
+    </w:p>
+    <w:p>
+      <w:pPr>
+        <w:pBdr>
+          <w:top w:val="single" w:color="CCCCCC" w:sz="4"/>
+          <w:left w:val="single" w:color="CCCCCC" w:sz="4"/>
+          <w:bottom w:val="single" w:color="CCCCCC" w:sz="4"/>
+          <w:right w:val="single" w:color="CCCCCC" w:sz="4"/>
+        </w:pBdr>
+        <w:spacing w:after="60" w:before="120"/>
+        <w:jc w:val="center"/>
+      </w:pPr>
+      <w:r>
+        <w:drawing>
+          <wp:inline distT="0" distB="0" distL="0" distR="0">
+            <wp:extent cx="5905500" cy="5038725"/>
+            <wp:effectExtent t="0" r="0" b="0" l="0"/>
+            <wp:docPr id="5" name="" descr="" title=""/>
+            <wp:cNvGraphicFramePr>
+              <a:graphicFrameLocks xmlns:a="http://schemas.openxmlformats.org/drawingml/2006/main" noChangeAspect="1"/>
+            </wp:cNvGraphicFramePr>
+            <a:graphic xmlns:a="http://schemas.openxmlformats.org/drawingml/2006/main">
+              <a:graphicData uri="http://schemas.openxmlformats.org/drawingml/2006/picture">
+                <pic:pic xmlns:pic="http://schemas.openxmlformats.org/drawingml/2006/picture">
+                  <pic:nvPicPr>
+                    <pic:cNvPr id="0" name="" descr=""/>
+                    <pic:cNvPicPr>
+                      <a:picLocks noChangeAspect="1" noChangeArrowheads="1"/>
+                    </pic:cNvPicPr>
+                  </pic:nvPicPr>
+                  <pic:blipFill>
+                    <a:blip r:embed="rId11" cstate="none"/>
+                    <a:srcRect/>
+                    <a:stretch>
+                      <a:fillRect/>
+                    </a:stretch>
+                  </pic:blipFill>
+                  <pic:spPr bwMode="auto">
+                    <a:xfrm>
+                      <a:off x="0" y="0"/>
+                      <a:ext cx="5905500" cy="5038725"/>
+                    </a:xfrm>
+                    <a:prstGeom prst="rect">
+                      <a:avLst/>
+                    </a:prstGeom>
+                  </pic:spPr>
+                </pic:pic>
+              </a:graphicData>
+            </a:graphic>
+          </wp:inline>
+        </w:drawing>
+      </w:r>
+    </w:p>
+    <w:p>
+      <w:pPr>
+        <w:spacing w:after="200"/>
+        <w:jc w:val="center"/>
+      </w:pPr>
+      <w:r>
+        <w:rPr>
+          <w:color w:val="8A7B6F"/>
+          <w:sz w:val="18"/>
+          <w:szCs w:val="18"/>
+        </w:rPr>
+        <w:t xml:space="preserve">公開設定の確認画面</w:t>
+      </w:r>
+    </w:p>
+    <w:tbl>
+      <w:tblPr>
+        <w:tblW w:type="dxa" w:w="9026"/>
+        <w:tblBorders>
+          <w:top w:val="single" w:color="E6D9CB" w:sz="4"/>
+          <w:left w:val="single" w:color="E6D9CB" w:sz="4"/>
+          <w:bottom w:val="single" w:color="E6D9CB" w:sz="4"/>
+          <w:right w:val="single" w:color="E6D9CB" w:sz="4"/>
+          <w:insideH w:val="single" w:color="auto" w:sz="4"/>
+          <w:insideV w:val="single" w:color="auto" w:sz="4"/>
+        </w:tblBorders>
+      </w:tblPr>
+      <w:tblGrid>
+        <w:gridCol w:w="9026"/>
+      </w:tblGrid>
+      <w:tr>
+        <w:tc>
+          <w:tcPr>
+            <w:tcW w:type="dxa" w:w="9026"/>
+            <w:shd w:fill="F0E6DA" w:color="auto" w:val="clear"/>
+            <w:tcMar>
+              <w:top w:type="dxa" w:w="160"/>
+              <w:left w:type="dxa" w:w="220"/>
+              <w:bottom w:type="dxa" w:w="160"/>
+              <w:right w:type="dxa" w:w="220"/>
+            </w:tcMar>
+          </w:tcPr>
+          <w:p>
+            <w:pPr>
+              <w:spacing w:after="60"/>
+            </w:pPr>
+            <w:r>
+              <w:rPr>
+                <w:b/>
+                <w:bCs/>
+                <w:color w:val="A35F42"/>
+              </w:rPr>
+              <w:t xml:space="preserve">ちょっとしたボーナスTips</w:t>
+            </w:r>
+          </w:p>
+          <w:p>
+            <w:pPr>
+              <w:spacing w:after="0" w:line="300"/>
+            </w:pPr>
+            <w:r>
+              <w:rPr>
+                <w:color w:val="55483E"/>
+              </w:rPr>
+              <w:t xml:space="preserve">URLの欄(例:amazing-belekoy-086136.netlify.app)の右側にある鉛筆マークを押すと、ランダムな文字列の代わりに、お店の名前など好きな文字列に変更できます。お客様にも覚えてもらいやすいURLにしておくのがおすすめです。</w:t>
+            </w:r>
+          </w:p>
+        </w:tc>
+      </w:tr>
+    </w:tbl>
+    <w:p>
+      <w:pPr>
+        <w:spacing w:after="160" w:line="320"/>
+      </w:pPr>
+      <w:r>
+        <w:t xml:space="preserve">「When you go live, who can access your project?」の欄が「Public(誰でもアクセス可能)」になっていることを確認して、水色の「Make public」ボタンを押してください。</w:t>
+      </w:r>
+    </w:p>
+    <w:p>
+      <w:pPr>
+        <w:pBdr>
+          <w:top w:val="single" w:color="CCCCCC" w:sz="4"/>
+          <w:left w:val="single" w:color="CCCCCC" w:sz="4"/>
+          <w:bottom w:val="single" w:color="CCCCCC" w:sz="4"/>
+          <w:right w:val="single" w:color="CCCCCC" w:sz="4"/>
+        </w:pBdr>
+        <w:spacing w:after="60" w:before="120"/>
+        <w:jc w:val="center"/>
+      </w:pPr>
+      <w:r>
+        <w:drawing>
+          <wp:inline distT="0" distB="0" distL="0" distR="0">
+            <wp:extent cx="5905500" cy="4886325"/>
+            <wp:effectExtent t="0" r="0" b="0" l="0"/>
+            <wp:docPr id="6" name="" descr="" title=""/>
+            <wp:cNvGraphicFramePr>
+              <a:graphicFrameLocks xmlns:a="http://schemas.openxmlformats.org/drawingml/2006/main" noChangeAspect="1"/>
+            </wp:cNvGraphicFramePr>
+            <a:graphic xmlns:a="http://schemas.openxmlformats.org/drawingml/2006/main">
+              <a:graphicData uri="http://schemas.openxmlformats.org/drawingml/2006/picture">
+                <pic:pic xmlns:pic="http://schemas.openxmlformats.org/drawingml/2006/picture">
+                  <pic:nvPicPr>
+                    <pic:cNvPr id="0" name="" descr=""/>
+                    <pic:cNvPicPr>
+                      <a:picLocks noChangeAspect="1" noChangeArrowheads="1"/>
+                    </pic:cNvPicPr>
+                  </pic:nvPicPr>
+                  <pic:blipFill>
+                    <a:blip r:embed="rId12" cstate="none"/>
+                    <a:srcRect/>
+                    <a:stretch>
+                      <a:fillRect/>
+                    </a:stretch>
+                  </pic:blipFill>
+                  <pic:spPr bwMode="auto">
+                    <a:xfrm>
+                      <a:off x="0" y="0"/>
+                      <a:ext cx="5905500" cy="4886325"/>
+                    </a:xfrm>
+                    <a:prstGeom prst="rect">
+                      <a:avLst/>
+                    </a:prstGeom>
+                  </pic:spPr>
+                </pic:pic>
+              </a:graphicData>
+            </a:graphic>
+          </wp:inline>
+        </w:drawing>
+      </w:r>
+    </w:p>
+    <w:p>
+      <w:pPr>
+        <w:spacing w:after="200"/>
+        <w:jc w:val="center"/>
+      </w:pPr>
+      <w:r>
+        <w:rPr>
+          <w:color w:val="8A7B6F"/>
+          <w:sz w:val="18"/>
+          <w:szCs w:val="18"/>
+        </w:rPr>
+        <w:t xml:space="preserve">「Your project is public」と表示されたら、これで完了です</w:t>
+      </w:r>
+    </w:p>
+    <w:p>
+      <w:pPr>
+        <w:spacing w:after="160" w:line="320"/>
+      </w:pPr>
+      <w:r>
+        <w:t xml:space="preserve">これで、あなたのLPは正式に、誰でも見られる状態で公開されました。試しに、スマホなど別の端末からURLを開いて、ちゃんと表示されるか確認してみましょう。</w:t>
+      </w:r>
+    </w:p>
+    <w:p>
+      <w:pPr>
+        <w:pStyle w:val="Heading2"/>
+        <w:spacing w:after="150" w:before="300"/>
+      </w:pPr>
+      <w:r>
+        <w:rPr>
+          <w:b/>
+          <w:bCs/>
+          <w:color w:val="55483E"/>
+        </w:rPr>
+        <w:t xml:space="preserve">そのほか、できること(必須ではありません)</w:t>
+      </w:r>
+    </w:p>
+    <w:p>
+      <w:pPr>
+        <w:pStyle w:val="ListParagraph"/>
+        <w:numPr>
+          <w:ilvl w:val="0"/>
+          <w:numId w:val="2"/>
+        </w:numPr>
+        <w:spacing w:after="100" w:line="300"/>
+      </w:pPr>
+      <w:r>
+        <w:t xml:space="preserve">独自ドメイン(例:あなたのお店専用の「〇〇.com」のような住所)をつなげることもできます(ドメイン自体は別途費用がかかります)</w:t>
+      </w:r>
+    </w:p>
+    <w:p>
       <w:r>
         <w:br w:type="page"/>
       </w:r>
@@ -1619,7 +2249,7 @@
           <w:bCs/>
           <w:color w:val="A35F42"/>
         </w:rPr>
-        <w:t xml:space="preserve">STEP 7　公開した後にできること</w:t>
+        <w:t xml:space="preserve">よくある質問・困ったときは</w:t>
       </w:r>
     </w:p>
     <w:p>
@@ -1627,52 +2257,7 @@
         <w:spacing w:after="160" w:line="320"/>
       </w:pPr>
       <w:r>
-        <w:t xml:space="preserve">そのままでもLPは公開された状態ですが、次のようなこともできます(どちらも必須ではありません)。</w:t>
-      </w:r>
-    </w:p>
-    <w:p>
-      <w:pPr>
-        <w:pStyle w:val="ListParagraph"/>
-        <w:numPr>
-          <w:ilvl w:val="0"/>
-          <w:numId w:val="2"/>
-        </w:numPr>
-        <w:spacing w:after="100" w:line="300"/>
-      </w:pPr>
-      <w:r>
-        <w:t xml:space="preserve">無料のNetlifyアカウントを作って公開したサイトを「Claim(受け取る)」すると、URLがずっと消えずに残ります</w:t>
-      </w:r>
-    </w:p>
-    <w:p>
-      <w:pPr>
-        <w:pStyle w:val="ListParagraph"/>
-        <w:numPr>
-          <w:ilvl w:val="0"/>
-          <w:numId w:val="2"/>
-        </w:numPr>
-        <w:spacing w:after="100" w:line="300"/>
-      </w:pPr>
-      <w:r>
-        <w:t xml:space="preserve">独自ドメイン(例:あなたのお店専用の「〇〇.com」のような住所)をつなげることもできます(ドメイン自体は別途費用がかかります)</w:t>
-      </w:r>
-    </w:p>
-    <w:p>
-      <w:r>
-        <w:br w:type="page"/>
-      </w:r>
-    </w:p>
-    <w:p>
-      <w:pPr>
-        <w:pStyle w:val="Heading1"/>
-        <w:spacing w:after="200" w:before="400"/>
-      </w:pPr>
-      <w:r>
-        <w:rPr>
-          <w:b/>
-          <w:bCs/>
-          <w:color w:val="A35F42"/>
-        </w:rPr>
-        <w:t xml:space="preserve">よくある質問・困ったときは</w:t>
+        <w:t xml:space="preserve">Q. Claude Codeが「回数の上限に達しました」と表示されました</w:t>
       </w:r>
     </w:p>
     <w:p>
@@ -1680,18 +2265,34 @@
         <w:spacing w:after="160" w:line="320"/>
       </w:pPr>
       <w:r>
-        <w:t xml:space="preserve">Q. Claude Codeが「回数の上限に達しました」と表示されました</w:t>
-      </w:r>
+        <w:rPr>
+          <w:color w:val="8A7B6F"/>
+        </w:rPr>
+        <w:t xml:space="preserve">A. Claude Proには利用回数の上限があります。少し時間をおく(数時間〜翌日)と、また使えるようになります。焦らず一息ついてから再開してください。</w:t>
+      </w:r>
+    </w:p>
+    <w:p>
+      <w:pPr>
+        <w:spacing w:after="100"/>
+      </w:pPr>
     </w:p>
     <w:p>
       <w:pPr>
         <w:spacing w:after="160" w:line="320"/>
       </w:pPr>
       <w:r>
+        <w:t xml:space="preserve">Q. スマホで見ると、文字や写真が画面からはみ出しています</w:t>
+      </w:r>
+    </w:p>
+    <w:p>
+      <w:pPr>
+        <w:spacing w:after="160" w:line="320"/>
+      </w:pPr>
+      <w:r>
         <w:rPr>
           <w:color w:val="8A7B6F"/>
         </w:rPr>
-        <w:t xml:space="preserve">A. Claude Proには利用回数の上限があります。少し時間をおく(数時間〜翌日)と、また使えるようになります。焦らず一息ついてから再開してください。</w:t>
+        <w:t xml:space="preserve">A. Claude Codeに「スマホで見ると横にはみ出しています。直してください」とそのまま伝えれば直してもらえます。</w:t>
       </w:r>
     </w:p>
     <w:p>
@@ -1704,7 +2305,7 @@
         <w:spacing w:after="160" w:line="320"/>
       </w:pPr>
       <w:r>
-        <w:t xml:space="preserve">Q. スマホで見ると、文字や写真が画面からはみ出しています</w:t>
+        <w:t xml:space="preserve">Q. 写真が表示されません</w:t>
       </w:r>
     </w:p>
     <w:p>
@@ -1715,7 +2316,7 @@
         <w:rPr>
           <w:color w:val="8A7B6F"/>
         </w:rPr>
-        <w:t xml:space="preserve">A. Claude Codeに「スマホで見ると横にはみ出しています。直してください」とそのまま伝えれば直してもらえます。</w:t>
+        <w:t xml:space="preserve">A. 写真のファイルが、LPのファイルと一緒にNetlify Dropへアップロードされているか確認してください。Claude Codeに「写真も一緒にダウンロードできる形にしてください」と伝えるとまとめてもらえます。</w:t>
       </w:r>
     </w:p>
     <w:p>
@@ -1728,7 +2329,7 @@
         <w:spacing w:after="160" w:line="320"/>
       </w:pPr>
       <w:r>
-        <w:t xml:space="preserve">Q. 写真が表示されません</w:t>
+        <w:t xml:space="preserve">Q. 一度公開した後に、内容を直したくなったら?</w:t>
       </w:r>
     </w:p>
     <w:p>
@@ -1739,31 +2340,7 @@
         <w:rPr>
           <w:color w:val="8A7B6F"/>
         </w:rPr>
-        <w:t xml:space="preserve">A. 写真のファイルが、LPのファイルと一緒にNetlify Dropへアップロードされているか確認してください。Claude Codeに「写真も一緒にダウンロードできる形にしてください」と伝えるとまとめてもらえます。</w:t>
-      </w:r>
-    </w:p>
-    <w:p>
-      <w:pPr>
-        <w:spacing w:after="100"/>
-      </w:pPr>
-    </w:p>
-    <w:p>
-      <w:pPr>
-        <w:spacing w:after="160" w:line="320"/>
-      </w:pPr>
-      <w:r>
-        <w:t xml:space="preserve">Q. 一度公開した後に、内容を直したくなったら?</w:t>
-      </w:r>
-    </w:p>
-    <w:p>
-      <w:pPr>
-        <w:spacing w:after="160" w:line="320"/>
-      </w:pPr>
-      <w:r>
-        <w:rPr>
-          <w:color w:val="8A7B6F"/>
-        </w:rPr>
-        <w:t xml:space="preserve">A. Claude Codeでまた修正をお願いし、直った内容のフォルダをもう一度Netlify Dropにドラッグ&amp;ドロップすれば、同じ手順で更新できます。</w:t>
+        <w:t xml:space="preserve">A. Claude Codeでまた修正をお願いし、直った内容のフォルダを用意してください。STEP7の②で出てきたプロジェクトの管理画面を開くと、中央に「Drop a folder, .zip, or HTML file」という欄があります。そこに新しいフォルダをドラッグ&amp;ドロップするだけで、同じURLのまま内容だけ更新できます。</w:t>
       </w:r>
     </w:p>
     <w:p>

--- a/digicon-lp-kit/guide/lp-guide.docx
+++ b/digicon-lp-kit/guide/lp-guide.docx
@@ -206,7 +206,166 @@
     </w:tbl>
     <w:p>
       <w:pPr>
-        <w:spacing w:after="300"/>
+        <w:spacing w:after="200"/>
+      </w:pPr>
+    </w:p>
+    <w:p>
+      <w:pPr>
+        <w:pStyle w:val="Heading2"/>
+        <w:spacing w:after="150" w:before="300"/>
+      </w:pPr>
+      <w:r>
+        <w:rPr>
+          <w:b/>
+          <w:bCs/>
+          <w:color w:val="55483E"/>
+        </w:rPr>
+        <w:t xml:space="preserve">こんなLPが作れます(完成イメージ)</w:t>
+      </w:r>
+    </w:p>
+    <w:p>
+      <w:pPr>
+        <w:spacing w:after="160" w:line="320"/>
+      </w:pPr>
+      <w:r>
+        <w:t xml:space="preserve">実際にこのガイドの手順で作った、架空のハンドメイドアクセサリー作家「mimosa handmade」さんのLPです。写真と文章を差し替えるだけで、あなたのお店・活動でも同じクオリティのページが作れます。</w:t>
+      </w:r>
+    </w:p>
+    <w:p>
+      <w:pPr>
+        <w:pBdr>
+          <w:top w:val="single" w:color="CCCCCC" w:sz="4"/>
+          <w:left w:val="single" w:color="CCCCCC" w:sz="4"/>
+          <w:bottom w:val="single" w:color="CCCCCC" w:sz="4"/>
+          <w:right w:val="single" w:color="CCCCCC" w:sz="4"/>
+        </w:pBdr>
+        <w:spacing w:after="60" w:before="120"/>
+        <w:jc w:val="center"/>
+      </w:pPr>
+      <w:r>
+        <w:drawing>
+          <wp:inline distT="0" distB="0" distL="0" distR="0">
+            <wp:extent cx="6096000" cy="4953000"/>
+            <wp:effectExtent t="0" r="0" b="0" l="0"/>
+            <wp:docPr id="1" name="" descr="" title=""/>
+            <wp:cNvGraphicFramePr>
+              <a:graphicFrameLocks xmlns:a="http://schemas.openxmlformats.org/drawingml/2006/main" noChangeAspect="1"/>
+            </wp:cNvGraphicFramePr>
+            <a:graphic xmlns:a="http://schemas.openxmlformats.org/drawingml/2006/main">
+              <a:graphicData uri="http://schemas.openxmlformats.org/drawingml/2006/picture">
+                <pic:pic xmlns:pic="http://schemas.openxmlformats.org/drawingml/2006/picture">
+                  <pic:nvPicPr>
+                    <pic:cNvPr id="0" name="" descr=""/>
+                    <pic:cNvPicPr>
+                      <a:picLocks noChangeAspect="1" noChangeArrowheads="1"/>
+                    </pic:cNvPicPr>
+                  </pic:nvPicPr>
+                  <pic:blipFill>
+                    <a:blip r:embed="rId7" cstate="none"/>
+                    <a:srcRect/>
+                    <a:stretch>
+                      <a:fillRect/>
+                    </a:stretch>
+                  </pic:blipFill>
+                  <pic:spPr bwMode="auto">
+                    <a:xfrm>
+                      <a:off x="0" y="0"/>
+                      <a:ext cx="6096000" cy="4953000"/>
+                    </a:xfrm>
+                    <a:prstGeom prst="rect">
+                      <a:avLst/>
+                    </a:prstGeom>
+                  </pic:spPr>
+                </pic:pic>
+              </a:graphicData>
+            </a:graphic>
+          </wp:inline>
+        </w:drawing>
+      </w:r>
+    </w:p>
+    <w:p>
+      <w:pPr>
+        <w:spacing w:after="200"/>
+        <w:jc w:val="center"/>
+      </w:pPr>
+      <w:r>
+        <w:rPr>
+          <w:color w:val="8A7B6F"/>
+          <w:sz w:val="18"/>
+          <w:szCs w:val="18"/>
+        </w:rPr>
+        <w:t xml:space="preserve">ヒーロー部分の完成イメージ</w:t>
+      </w:r>
+    </w:p>
+    <w:p>
+      <w:pPr>
+        <w:pBdr>
+          <w:top w:val="single" w:color="CCCCCC" w:sz="4"/>
+          <w:left w:val="single" w:color="CCCCCC" w:sz="4"/>
+          <w:bottom w:val="single" w:color="CCCCCC" w:sz="4"/>
+          <w:right w:val="single" w:color="CCCCCC" w:sz="4"/>
+        </w:pBdr>
+        <w:spacing w:after="60" w:before="120"/>
+        <w:jc w:val="center"/>
+      </w:pPr>
+      <w:r>
+        <w:drawing>
+          <wp:inline distT="0" distB="0" distL="0" distR="0">
+            <wp:extent cx="6096000" cy="3067050"/>
+            <wp:effectExtent t="0" r="0" b="0" l="0"/>
+            <wp:docPr id="2" name="" descr="" title=""/>
+            <wp:cNvGraphicFramePr>
+              <a:graphicFrameLocks xmlns:a="http://schemas.openxmlformats.org/drawingml/2006/main" noChangeAspect="1"/>
+            </wp:cNvGraphicFramePr>
+            <a:graphic xmlns:a="http://schemas.openxmlformats.org/drawingml/2006/main">
+              <a:graphicData uri="http://schemas.openxmlformats.org/drawingml/2006/picture">
+                <pic:pic xmlns:pic="http://schemas.openxmlformats.org/drawingml/2006/picture">
+                  <pic:nvPicPr>
+                    <pic:cNvPr id="0" name="" descr=""/>
+                    <pic:cNvPicPr>
+                      <a:picLocks noChangeAspect="1" noChangeArrowheads="1"/>
+                    </pic:cNvPicPr>
+                  </pic:nvPicPr>
+                  <pic:blipFill>
+                    <a:blip r:embed="rId8" cstate="none"/>
+                    <a:srcRect/>
+                    <a:stretch>
+                      <a:fillRect/>
+                    </a:stretch>
+                  </pic:blipFill>
+                  <pic:spPr bwMode="auto">
+                    <a:xfrm>
+                      <a:off x="0" y="0"/>
+                      <a:ext cx="6096000" cy="3067050"/>
+                    </a:xfrm>
+                    <a:prstGeom prst="rect">
+                      <a:avLst/>
+                    </a:prstGeom>
+                  </pic:spPr>
+                </pic:pic>
+              </a:graphicData>
+            </a:graphic>
+          </wp:inline>
+        </w:drawing>
+      </w:r>
+    </w:p>
+    <w:p>
+      <w:pPr>
+        <w:spacing w:after="200"/>
+        <w:jc w:val="center"/>
+      </w:pPr>
+      <w:r>
+        <w:rPr>
+          <w:color w:val="8A7B6F"/>
+          <w:sz w:val="18"/>
+          <w:szCs w:val="18"/>
+        </w:rPr>
+        <w:t xml:space="preserve">作品紹介部分の完成イメージ</w:t>
+      </w:r>
+    </w:p>
+    <w:p>
+      <w:pPr>
+        <w:spacing w:after="100"/>
       </w:pPr>
     </w:p>
     <w:p>
@@ -1505,7 +1664,7 @@
           <wp:inline distT="0" distB="0" distL="0" distR="0">
             <wp:extent cx="5905500" cy="3381375"/>
             <wp:effectExtent t="0" r="0" b="0" l="0"/>
-            <wp:docPr id="1" name="" descr="" title=""/>
+            <wp:docPr id="3" name="" descr="" title=""/>
             <wp:cNvGraphicFramePr>
               <a:graphicFrameLocks xmlns:a="http://schemas.openxmlformats.org/drawingml/2006/main" noChangeAspect="1"/>
             </wp:cNvGraphicFramePr>
@@ -1519,7 +1678,7 @@
                     </pic:cNvPicPr>
                   </pic:nvPicPr>
                   <pic:blipFill>
-                    <a:blip r:embed="rId7" cstate="none"/>
+                    <a:blip r:embed="rId9" cstate="none"/>
                     <a:srcRect/>
                     <a:stretch>
                       <a:fillRect/>
@@ -1674,7 +1833,7 @@
           <wp:inline distT="0" distB="0" distL="0" distR="0">
             <wp:extent cx="5905500" cy="3648075"/>
             <wp:effectExtent t="0" r="0" b="0" l="0"/>
-            <wp:docPr id="2" name="" descr="" title=""/>
+            <wp:docPr id="4" name="" descr="" title=""/>
             <wp:cNvGraphicFramePr>
               <a:graphicFrameLocks xmlns:a="http://schemas.openxmlformats.org/drawingml/2006/main" noChangeAspect="1"/>
             </wp:cNvGraphicFramePr>
@@ -1688,7 +1847,7 @@
                     </pic:cNvPicPr>
                   </pic:nvPicPr>
                   <pic:blipFill>
-                    <a:blip r:embed="rId8" cstate="none"/>
+                    <a:blip r:embed="rId10" cstate="none"/>
                     <a:srcRect/>
                     <a:stretch>
                       <a:fillRect/>
@@ -1804,7 +1963,7 @@
           <wp:inline distT="0" distB="0" distL="0" distR="0">
             <wp:extent cx="5905500" cy="3219450"/>
             <wp:effectExtent t="0" r="0" b="0" l="0"/>
-            <wp:docPr id="3" name="" descr="" title=""/>
+            <wp:docPr id="5" name="" descr="" title=""/>
             <wp:cNvGraphicFramePr>
               <a:graphicFrameLocks xmlns:a="http://schemas.openxmlformats.org/drawingml/2006/main" noChangeAspect="1"/>
             </wp:cNvGraphicFramePr>
@@ -1818,7 +1977,7 @@
                     </pic:cNvPicPr>
                   </pic:nvPicPr>
                   <pic:blipFill>
-                    <a:blip r:embed="rId9" cstate="none"/>
+                    <a:blip r:embed="rId11" cstate="none"/>
                     <a:srcRect/>
                     <a:stretch>
                       <a:fillRect/>
@@ -1932,7 +2091,7 @@
           <wp:inline distT="0" distB="0" distL="0" distR="0">
             <wp:extent cx="5905500" cy="3038475"/>
             <wp:effectExtent t="0" r="0" b="0" l="0"/>
-            <wp:docPr id="4" name="" descr="" title=""/>
+            <wp:docPr id="6" name="" descr="" title=""/>
             <wp:cNvGraphicFramePr>
               <a:graphicFrameLocks xmlns:a="http://schemas.openxmlformats.org/drawingml/2006/main" noChangeAspect="1"/>
             </wp:cNvGraphicFramePr>
@@ -1946,7 +2105,7 @@
                     </pic:cNvPicPr>
                   </pic:nvPicPr>
                   <pic:blipFill>
-                    <a:blip r:embed="rId10" cstate="none"/>
+                    <a:blip r:embed="rId12" cstate="none"/>
                     <a:srcRect/>
                     <a:stretch>
                       <a:fillRect/>
@@ -2020,7 +2179,7 @@
           <wp:inline distT="0" distB="0" distL="0" distR="0">
             <wp:extent cx="5905500" cy="5038725"/>
             <wp:effectExtent t="0" r="0" b="0" l="0"/>
-            <wp:docPr id="5" name="" descr="" title=""/>
+            <wp:docPr id="7" name="" descr="" title=""/>
             <wp:cNvGraphicFramePr>
               <a:graphicFrameLocks xmlns:a="http://schemas.openxmlformats.org/drawingml/2006/main" noChangeAspect="1"/>
             </wp:cNvGraphicFramePr>
@@ -2034,7 +2193,7 @@
                     </pic:cNvPicPr>
                   </pic:nvPicPr>
                   <pic:blipFill>
-                    <a:blip r:embed="rId11" cstate="none"/>
+                    <a:blip r:embed="rId13" cstate="none"/>
                     <a:srcRect/>
                     <a:stretch>
                       <a:fillRect/>
@@ -2148,7 +2307,7 @@
           <wp:inline distT="0" distB="0" distL="0" distR="0">
             <wp:extent cx="5905500" cy="4886325"/>
             <wp:effectExtent t="0" r="0" b="0" l="0"/>
-            <wp:docPr id="6" name="" descr="" title=""/>
+            <wp:docPr id="8" name="" descr="" title=""/>
             <wp:cNvGraphicFramePr>
               <a:graphicFrameLocks xmlns:a="http://schemas.openxmlformats.org/drawingml/2006/main" noChangeAspect="1"/>
             </wp:cNvGraphicFramePr>
@@ -2162,7 +2321,7 @@
                     </pic:cNvPicPr>
                   </pic:nvPicPr>
                   <pic:blipFill>
-                    <a:blip r:embed="rId12" cstate="none"/>
+                    <a:blip r:embed="rId14" cstate="none"/>
                     <a:srcRect/>
                     <a:stretch>
                       <a:fillRect/>

--- a/digicon-lp-kit/guide/lp-guide.docx
+++ b/digicon-lp-kit/guide/lp-guide.docx
@@ -245,7 +245,7 @@
       <w:r>
         <w:drawing>
           <wp:inline distT="0" distB="0" distL="0" distR="0">
-            <wp:extent cx="6096000" cy="4953000"/>
+            <wp:extent cx="6096000" cy="5448300"/>
             <wp:effectExtent t="0" r="0" b="0" l="0"/>
             <wp:docPr id="1" name="" descr="" title=""/>
             <wp:cNvGraphicFramePr>
@@ -270,7 +270,7 @@
                   <pic:spPr bwMode="auto">
                     <a:xfrm>
                       <a:off x="0" y="0"/>
-                      <a:ext cx="6096000" cy="4953000"/>
+                      <a:ext cx="6096000" cy="5448300"/>
                     </a:xfrm>
                     <a:prstGeom prst="rect">
                       <a:avLst/>
@@ -311,7 +311,7 @@
       <w:r>
         <w:drawing>
           <wp:inline distT="0" distB="0" distL="0" distR="0">
-            <wp:extent cx="6096000" cy="3067050"/>
+            <wp:extent cx="6096000" cy="3114675"/>
             <wp:effectExtent t="0" r="0" b="0" l="0"/>
             <wp:docPr id="2" name="" descr="" title=""/>
             <wp:cNvGraphicFramePr>
@@ -336,7 +336,7 @@
                   <pic:spPr bwMode="auto">
                     <a:xfrm>
                       <a:off x="0" y="0"/>
-                      <a:ext cx="6096000" cy="3067050"/>
+                      <a:ext cx="6096000" cy="3114675"/>
                     </a:xfrm>
                     <a:prstGeom prst="rect">
                       <a:avLst/>

--- a/digicon-lp-kit/guide/lp-guide.docx
+++ b/digicon-lp-kit/guide/lp-guide.docx
@@ -466,7 +466,7 @@
         <w:spacing w:after="160" w:line="320"/>
       </w:pPr>
       <w:r>
-        <w:t xml:space="preserve">Claude Proは、AIチャット「Claude」の有料プランです。月額 $20 程度(為替レートにより変動しますが、日本円でおおよそ3,000円前後)で、このガイドで使う「Claude Code」という機能が使えるようになります。</w:t>
+        <w:t xml:space="preserve">Claude Proは、AIチャット「Claude」の有料プランです。月払いで$22、年間契約なら月あたり$18(年間$220を一括払い)で、このガイドで使う「Claude Code」という機能が使えるようになります(為替レートにより日本円換算額は変動するため、正確な金額は登録時の料金ページでご確認ください)。無料プランには「Claude Code」は含まれていないため、Proプランへの登録が必要です。</w:t>
       </w:r>
     </w:p>
     <w:tbl>
@@ -572,7 +572,7 @@
         <w:spacing w:after="120" w:line="300"/>
       </w:pPr>
       <w:r>
-        <w:t xml:space="preserve">画面右上や設定メニューから「Upgrade」「Proプランに登録」などの案内を選ぶ</w:t>
+        <w:t xml:space="preserve">画面右上や設定メニューから「Upgrade」「料金プラン」などの案内を選ぶ</w:t>
       </w:r>
     </w:p>
     <w:p>
@@ -585,66 +585,88 @@
         <w:spacing w:after="120" w:line="300"/>
       </w:pPr>
       <w:r>
+        <w:t xml:space="preserve">下のような料金ページが表示されるので、真ん中の「Pro」を選ぶ</w:t>
+      </w:r>
+    </w:p>
+    <w:p>
+      <w:pPr>
+        <w:pStyle w:val="ListParagraph"/>
+        <w:numPr>
+          <w:ilvl w:val="0"/>
+          <w:numId w:val="3"/>
+        </w:numPr>
+        <w:spacing w:after="120" w:line="300"/>
+      </w:pPr>
+      <w:r>
         <w:t xml:space="preserve">支払い方法を入力してProプランを契約する</w:t>
       </w:r>
     </w:p>
-    <w:tbl>
-      <w:tblPr>
-        <w:tblW w:type="dxa" w:w="9026"/>
-        <w:tblBorders>
-          <w:top w:val="dashed" w:color="8A7B6F" w:sz="6"/>
-          <w:left w:val="dashed" w:color="8A7B6F" w:sz="6"/>
-          <w:bottom w:val="dashed" w:color="8A7B6F" w:sz="6"/>
-          <w:right w:val="dashed" w:color="8A7B6F" w:sz="6"/>
-          <w:insideH w:val="single" w:color="auto" w:sz="4"/>
-          <w:insideV w:val="single" w:color="auto" w:sz="4"/>
-        </w:tblBorders>
-      </w:tblPr>
-      <w:tblGrid>
-        <w:gridCol w:w="9026"/>
-      </w:tblGrid>
-      <w:tr>
-        <w:tc>
-          <w:tcPr>
-            <w:tcW w:type="dxa" w:w="9026"/>
-            <w:shd w:fill="FFFFFF" w:color="auto" w:val="clear"/>
-            <w:tcMar>
-              <w:top w:type="dxa" w:w="500"/>
-              <w:left w:type="dxa" w:w="220"/>
-              <w:bottom w:type="dxa" w:w="500"/>
-              <w:right w:type="dxa" w:w="220"/>
-            </w:tcMar>
-          </w:tcPr>
-          <w:p>
-            <w:pPr>
-              <w:spacing w:after="60"/>
-              <w:jc w:val="center"/>
-            </w:pPr>
-            <w:r>
-              <w:rPr>
-                <w:i/>
-                <w:iCs/>
-                <w:color w:val="8A7B6F"/>
-              </w:rPr>
-              <w:t xml:space="preserve">[ ここに画面キャプチャが入ります ]</w:t>
-            </w:r>
-          </w:p>
-          <w:p>
-            <w:pPr>
-              <w:jc w:val="center"/>
-            </w:pPr>
-            <w:r>
-              <w:rPr>
-                <w:color w:val="8A7B6F"/>
-                <w:sz w:val="18"/>
-                <w:szCs w:val="18"/>
-              </w:rPr>
-              <w:t xml:space="preserve">Claude Proへの登録画面</w:t>
-            </w:r>
-          </w:p>
-        </w:tc>
-      </w:tr>
-    </w:tbl>
+    <w:p>
+      <w:pPr>
+        <w:pBdr>
+          <w:top w:val="single" w:color="CCCCCC" w:sz="4"/>
+          <w:left w:val="single" w:color="CCCCCC" w:sz="4"/>
+          <w:bottom w:val="single" w:color="CCCCCC" w:sz="4"/>
+          <w:right w:val="single" w:color="CCCCCC" w:sz="4"/>
+        </w:pBdr>
+        <w:spacing w:after="60" w:before="120"/>
+        <w:jc w:val="center"/>
+      </w:pPr>
+      <w:r>
+        <w:drawing>
+          <wp:inline distT="0" distB="0" distL="0" distR="0">
+            <wp:extent cx="6096000" cy="3524250"/>
+            <wp:effectExtent t="0" r="0" b="0" l="0"/>
+            <wp:docPr id="3" name="" descr="" title=""/>
+            <wp:cNvGraphicFramePr>
+              <a:graphicFrameLocks xmlns:a="http://schemas.openxmlformats.org/drawingml/2006/main" noChangeAspect="1"/>
+            </wp:cNvGraphicFramePr>
+            <a:graphic xmlns:a="http://schemas.openxmlformats.org/drawingml/2006/main">
+              <a:graphicData uri="http://schemas.openxmlformats.org/drawingml/2006/picture">
+                <pic:pic xmlns:pic="http://schemas.openxmlformats.org/drawingml/2006/picture">
+                  <pic:nvPicPr>
+                    <pic:cNvPr id="0" name="" descr=""/>
+                    <pic:cNvPicPr>
+                      <a:picLocks noChangeAspect="1" noChangeArrowheads="1"/>
+                    </pic:cNvPicPr>
+                  </pic:nvPicPr>
+                  <pic:blipFill>
+                    <a:blip r:embed="rId9" cstate="none"/>
+                    <a:srcRect/>
+                    <a:stretch>
+                      <a:fillRect/>
+                    </a:stretch>
+                  </pic:blipFill>
+                  <pic:spPr bwMode="auto">
+                    <a:xfrm>
+                      <a:off x="0" y="0"/>
+                      <a:ext cx="6096000" cy="3524250"/>
+                    </a:xfrm>
+                    <a:prstGeom prst="rect">
+                      <a:avLst/>
+                    </a:prstGeom>
+                  </pic:spPr>
+                </pic:pic>
+              </a:graphicData>
+            </a:graphic>
+          </wp:inline>
+        </w:drawing>
+      </w:r>
+    </w:p>
+    <w:p>
+      <w:pPr>
+        <w:spacing w:after="200"/>
+        <w:jc w:val="center"/>
+      </w:pPr>
+      <w:r>
+        <w:rPr>
+          <w:color w:val="8A7B6F"/>
+          <w:sz w:val="18"/>
+          <w:szCs w:val="18"/>
+        </w:rPr>
+        <w:t xml:space="preserve">Claudeの料金ページ。真ん中の「Pro」を選ぶ</w:t>
+      </w:r>
+    </w:p>
     <w:p>
       <w:r>
         <w:br w:type="page"/>
@@ -1664,7 +1686,7 @@
           <wp:inline distT="0" distB="0" distL="0" distR="0">
             <wp:extent cx="5905500" cy="3381375"/>
             <wp:effectExtent t="0" r="0" b="0" l="0"/>
-            <wp:docPr id="3" name="" descr="" title=""/>
+            <wp:docPr id="4" name="" descr="" title=""/>
             <wp:cNvGraphicFramePr>
               <a:graphicFrameLocks xmlns:a="http://schemas.openxmlformats.org/drawingml/2006/main" noChangeAspect="1"/>
             </wp:cNvGraphicFramePr>
@@ -1678,7 +1700,7 @@
                     </pic:cNvPicPr>
                   </pic:nvPicPr>
                   <pic:blipFill>
-                    <a:blip r:embed="rId9" cstate="none"/>
+                    <a:blip r:embed="rId10" cstate="none"/>
                     <a:srcRect/>
                     <a:stretch>
                       <a:fillRect/>
@@ -1833,7 +1855,7 @@
           <wp:inline distT="0" distB="0" distL="0" distR="0">
             <wp:extent cx="5905500" cy="3648075"/>
             <wp:effectExtent t="0" r="0" b="0" l="0"/>
-            <wp:docPr id="4" name="" descr="" title=""/>
+            <wp:docPr id="5" name="" descr="" title=""/>
             <wp:cNvGraphicFramePr>
               <a:graphicFrameLocks xmlns:a="http://schemas.openxmlformats.org/drawingml/2006/main" noChangeAspect="1"/>
             </wp:cNvGraphicFramePr>
@@ -1847,7 +1869,7 @@
                     </pic:cNvPicPr>
                   </pic:nvPicPr>
                   <pic:blipFill>
-                    <a:blip r:embed="rId10" cstate="none"/>
+                    <a:blip r:embed="rId11" cstate="none"/>
                     <a:srcRect/>
                     <a:stretch>
                       <a:fillRect/>
@@ -1963,7 +1985,7 @@
           <wp:inline distT="0" distB="0" distL="0" distR="0">
             <wp:extent cx="5905500" cy="3219450"/>
             <wp:effectExtent t="0" r="0" b="0" l="0"/>
-            <wp:docPr id="5" name="" descr="" title=""/>
+            <wp:docPr id="6" name="" descr="" title=""/>
             <wp:cNvGraphicFramePr>
               <a:graphicFrameLocks xmlns:a="http://schemas.openxmlformats.org/drawingml/2006/main" noChangeAspect="1"/>
             </wp:cNvGraphicFramePr>
@@ -1977,7 +1999,7 @@
                     </pic:cNvPicPr>
                   </pic:nvPicPr>
                   <pic:blipFill>
-                    <a:blip r:embed="rId11" cstate="none"/>
+                    <a:blip r:embed="rId12" cstate="none"/>
                     <a:srcRect/>
                     <a:stretch>
                       <a:fillRect/>
@@ -2091,7 +2113,7 @@
           <wp:inline distT="0" distB="0" distL="0" distR="0">
             <wp:extent cx="5905500" cy="3038475"/>
             <wp:effectExtent t="0" r="0" b="0" l="0"/>
-            <wp:docPr id="6" name="" descr="" title=""/>
+            <wp:docPr id="7" name="" descr="" title=""/>
             <wp:cNvGraphicFramePr>
               <a:graphicFrameLocks xmlns:a="http://schemas.openxmlformats.org/drawingml/2006/main" noChangeAspect="1"/>
             </wp:cNvGraphicFramePr>
@@ -2105,7 +2127,7 @@
                     </pic:cNvPicPr>
                   </pic:nvPicPr>
                   <pic:blipFill>
-                    <a:blip r:embed="rId12" cstate="none"/>
+                    <a:blip r:embed="rId13" cstate="none"/>
                     <a:srcRect/>
                     <a:stretch>
                       <a:fillRect/>
@@ -2179,7 +2201,7 @@
           <wp:inline distT="0" distB="0" distL="0" distR="0">
             <wp:extent cx="5905500" cy="5038725"/>
             <wp:effectExtent t="0" r="0" b="0" l="0"/>
-            <wp:docPr id="7" name="" descr="" title=""/>
+            <wp:docPr id="8" name="" descr="" title=""/>
             <wp:cNvGraphicFramePr>
               <a:graphicFrameLocks xmlns:a="http://schemas.openxmlformats.org/drawingml/2006/main" noChangeAspect="1"/>
             </wp:cNvGraphicFramePr>
@@ -2193,7 +2215,7 @@
                     </pic:cNvPicPr>
                   </pic:nvPicPr>
                   <pic:blipFill>
-                    <a:blip r:embed="rId13" cstate="none"/>
+                    <a:blip r:embed="rId14" cstate="none"/>
                     <a:srcRect/>
                     <a:stretch>
                       <a:fillRect/>
@@ -2307,7 +2329,7 @@
           <wp:inline distT="0" distB="0" distL="0" distR="0">
             <wp:extent cx="5905500" cy="4886325"/>
             <wp:effectExtent t="0" r="0" b="0" l="0"/>
-            <wp:docPr id="8" name="" descr="" title=""/>
+            <wp:docPr id="9" name="" descr="" title=""/>
             <wp:cNvGraphicFramePr>
               <a:graphicFrameLocks xmlns:a="http://schemas.openxmlformats.org/drawingml/2006/main" noChangeAspect="1"/>
             </wp:cNvGraphicFramePr>
@@ -2321,7 +2343,7 @@
                     </pic:cNvPicPr>
                   </pic:nvPicPr>
                   <pic:blipFill>
-                    <a:blip r:embed="rId14" cstate="none"/>
+                    <a:blip r:embed="rId15" cstate="none"/>
                     <a:srcRect/>
                     <a:stretch>
                       <a:fillRect/>

--- a/digicon-lp-kit/guide/lp-guide.docx
+++ b/digicon-lp-kit/guide/lp-guide.docx
@@ -694,40 +694,14 @@
         <w:t xml:space="preserve">Claude Proに登録できたら、次はClaude Codeを開きます。パソコンに詳しくない方でも使えるよう、ブラウザからそのまま使える「Web版」を使います。</w:t>
       </w:r>
     </w:p>
-    <w:p>
-      <w:pPr>
-        <w:pStyle w:val="ListParagraph"/>
-        <w:numPr>
-          <w:ilvl w:val="0"/>
-          <w:numId w:val="4"/>
-        </w:numPr>
-        <w:spacing w:after="120" w:line="300"/>
-      </w:pPr>
-      <w:r>
-        <w:t xml:space="preserve">ブラウザで claude.ai/code にアクセスする</w:t>
-      </w:r>
-    </w:p>
-    <w:p>
-      <w:pPr>
-        <w:pStyle w:val="ListParagraph"/>
-        <w:numPr>
-          <w:ilvl w:val="0"/>
-          <w:numId w:val="4"/>
-        </w:numPr>
-        <w:spacing w:after="120" w:line="300"/>
-      </w:pPr>
-      <w:r>
-        <w:t xml:space="preserve">「新しい会話を始める」のようなボタンから、新しいセッションを開始する</w:t>
-      </w:r>
-    </w:p>
     <w:tbl>
       <w:tblPr>
         <w:tblW w:type="dxa" w:w="9026"/>
         <w:tblBorders>
-          <w:top w:val="dashed" w:color="8A7B6F" w:sz="6"/>
-          <w:left w:val="dashed" w:color="8A7B6F" w:sz="6"/>
-          <w:bottom w:val="dashed" w:color="8A7B6F" w:sz="6"/>
-          <w:right w:val="dashed" w:color="8A7B6F" w:sz="6"/>
+          <w:top w:val="single" w:color="E6D9CB" w:sz="4"/>
+          <w:left w:val="single" w:color="E6D9CB" w:sz="4"/>
+          <w:bottom w:val="single" w:color="E6D9CB" w:sz="4"/>
+          <w:right w:val="single" w:color="E6D9CB" w:sz="4"/>
           <w:insideH w:val="single" w:color="auto" w:sz="4"/>
           <w:insideV w:val="single" w:color="auto" w:sz="4"/>
         </w:tblBorders>
@@ -739,44 +713,258 @@
         <w:tc>
           <w:tcPr>
             <w:tcW w:type="dxa" w:w="9026"/>
-            <w:shd w:fill="FFFFFF" w:color="auto" w:val="clear"/>
+            <w:shd w:fill="F0E6DA" w:color="auto" w:val="clear"/>
             <w:tcMar>
-              <w:top w:type="dxa" w:w="500"/>
+              <w:top w:type="dxa" w:w="160"/>
               <w:left w:type="dxa" w:w="220"/>
-              <w:bottom w:type="dxa" w:w="500"/>
+              <w:bottom w:type="dxa" w:w="160"/>
               <w:right w:type="dxa" w:w="220"/>
             </w:tcMar>
           </w:tcPr>
           <w:p>
             <w:pPr>
               <w:spacing w:after="60"/>
-              <w:jc w:val="center"/>
             </w:pPr>
             <w:r>
               <w:rPr>
-                <w:i/>
-                <w:iCs/>
-                <w:color w:val="8A7B6F"/>
+                <w:b/>
+                <w:bCs/>
+                <w:color w:val="A35F42"/>
               </w:rPr>
-              <w:t xml:space="preserve">[ ここに画面キャプチャが入ります ]</w:t>
+              <w:t xml:space="preserve">「Claude Code」という名前について</w:t>
             </w:r>
           </w:p>
           <w:p>
             <w:pPr>
-              <w:jc w:val="center"/>
+              <w:spacing w:after="0" w:line="300"/>
             </w:pPr>
             <w:r>
               <w:rPr>
-                <w:color w:val="8A7B6F"/>
-                <w:sz w:val="18"/>
-                <w:szCs w:val="18"/>
+                <w:color w:val="55483E"/>
               </w:rPr>
-              <w:t xml:space="preserve">Claude Code(Web版)のトップ画面</w:t>
+              <w:t xml:space="preserve">「Code」という名前が付いていますが、これはこの機能の名前であって、「プログラムのコードを貼り付けてください」という意味ではありません。あなたが実際に入力するのは、STEP4で紹介する普通の日本語の文章です。プログラムのコードは、Claude Codeが裏側で自動的に作ってくれるので、あなたが書いたり用意したりする必要は一切ありません。</w:t>
             </w:r>
           </w:p>
         </w:tc>
       </w:tr>
     </w:tbl>
+    <w:p>
+      <w:pPr>
+        <w:spacing w:after="160"/>
+      </w:pPr>
+    </w:p>
+    <w:p>
+      <w:pPr>
+        <w:pStyle w:val="ListParagraph"/>
+        <w:numPr>
+          <w:ilvl w:val="0"/>
+          <w:numId w:val="4"/>
+        </w:numPr>
+        <w:spacing w:after="120" w:line="300"/>
+      </w:pPr>
+      <w:r>
+        <w:t xml:space="preserve">ブラウザで claude.ai/code にアクセスする</w:t>
+      </w:r>
+    </w:p>
+    <w:p>
+      <w:pPr>
+        <w:pStyle w:val="ListParagraph"/>
+        <w:numPr>
+          <w:ilvl w:val="0"/>
+          <w:numId w:val="4"/>
+        </w:numPr>
+        <w:spacing w:after="120" w:line="300"/>
+      </w:pPr>
+      <w:r>
+        <w:t xml:space="preserve">左側メニューの「新規」を押して、新しい会話(セッション)を始める</w:t>
+      </w:r>
+    </w:p>
+    <w:p>
+      <w:pPr>
+        <w:pBdr>
+          <w:top w:val="single" w:color="CCCCCC" w:sz="4"/>
+          <w:left w:val="single" w:color="CCCCCC" w:sz="4"/>
+          <w:bottom w:val="single" w:color="CCCCCC" w:sz="4"/>
+          <w:right w:val="single" w:color="CCCCCC" w:sz="4"/>
+        </w:pBdr>
+        <w:spacing w:after="60" w:before="120"/>
+        <w:jc w:val="center"/>
+      </w:pPr>
+      <w:r>
+        <w:drawing>
+          <wp:inline distT="0" distB="0" distL="0" distR="0">
+            <wp:extent cx="5334000" cy="4695825"/>
+            <wp:effectExtent t="0" r="0" b="0" l="0"/>
+            <wp:docPr id="4" name="" descr="" title=""/>
+            <wp:cNvGraphicFramePr>
+              <a:graphicFrameLocks xmlns:a="http://schemas.openxmlformats.org/drawingml/2006/main" noChangeAspect="1"/>
+            </wp:cNvGraphicFramePr>
+            <a:graphic xmlns:a="http://schemas.openxmlformats.org/drawingml/2006/main">
+              <a:graphicData uri="http://schemas.openxmlformats.org/drawingml/2006/picture">
+                <pic:pic xmlns:pic="http://schemas.openxmlformats.org/drawingml/2006/picture">
+                  <pic:nvPicPr>
+                    <pic:cNvPr id="0" name="" descr=""/>
+                    <pic:cNvPicPr>
+                      <a:picLocks noChangeAspect="1" noChangeArrowheads="1"/>
+                    </pic:cNvPicPr>
+                  </pic:nvPicPr>
+                  <pic:blipFill>
+                    <a:blip r:embed="rId10" cstate="none"/>
+                    <a:srcRect/>
+                    <a:stretch>
+                      <a:fillRect/>
+                    </a:stretch>
+                  </pic:blipFill>
+                  <pic:spPr bwMode="auto">
+                    <a:xfrm>
+                      <a:off x="0" y="0"/>
+                      <a:ext cx="5334000" cy="4695825"/>
+                    </a:xfrm>
+                    <a:prstGeom prst="rect">
+                      <a:avLst/>
+                    </a:prstGeom>
+                  </pic:spPr>
+                </pic:pic>
+              </a:graphicData>
+            </a:graphic>
+          </wp:inline>
+        </w:drawing>
+      </w:r>
+    </w:p>
+    <w:p>
+      <w:pPr>
+        <w:spacing w:after="200"/>
+        <w:jc w:val="center"/>
+      </w:pPr>
+      <w:r>
+        <w:rPr>
+          <w:color w:val="8A7B6F"/>
+          <w:sz w:val="18"/>
+          <w:szCs w:val="18"/>
+        </w:rPr>
+        <w:t xml:space="preserve">Claude Code(Web版)のトップ画面。左側の「新規」から新しい会話を始める</w:t>
+      </w:r>
+    </w:p>
+    <w:tbl>
+      <w:tblPr>
+        <w:tblW w:type="dxa" w:w="9026"/>
+        <w:tblBorders>
+          <w:top w:val="single" w:color="E6D9CB" w:sz="4"/>
+          <w:left w:val="single" w:color="E6D9CB" w:sz="4"/>
+          <w:bottom w:val="single" w:color="E6D9CB" w:sz="4"/>
+          <w:right w:val="single" w:color="E6D9CB" w:sz="4"/>
+          <w:insideH w:val="single" w:color="auto" w:sz="4"/>
+          <w:insideV w:val="single" w:color="auto" w:sz="4"/>
+        </w:tblBorders>
+      </w:tblPr>
+      <w:tblGrid>
+        <w:gridCol w:w="9026"/>
+      </w:tblGrid>
+      <w:tr>
+        <w:tc>
+          <w:tcPr>
+            <w:tcW w:type="dxa" w:w="9026"/>
+            <w:shd w:fill="F0E6DA" w:color="auto" w:val="clear"/>
+            <w:tcMar>
+              <w:top w:type="dxa" w:w="160"/>
+              <w:left w:type="dxa" w:w="220"/>
+              <w:bottom w:type="dxa" w:w="160"/>
+              <w:right w:type="dxa" w:w="220"/>
+            </w:tcMar>
+          </w:tcPr>
+          <w:p>
+            <w:pPr>
+              <w:spacing w:after="60"/>
+            </w:pPr>
+            <w:r>
+              <w:rPr>
+                <w:b/>
+                <w:bCs/>
+                <w:color w:val="A35F42"/>
+              </w:rPr>
+              <w:t xml:space="preserve">画面上部の「チャット/コード」の切り替えについて</w:t>
+            </w:r>
+          </w:p>
+          <w:p>
+            <w:pPr>
+              <w:spacing w:after="0" w:line="300"/>
+            </w:pPr>
+            <w:r>
+              <w:rPr>
+                <w:color w:val="55483E"/>
+              </w:rPr>
+              <w:t xml:space="preserve">画面の右上あたりに、吹き出しのアイコンと「&lt;/&gt; Code」というアイコンが並んでいることがあります。これは表示モードの切り替えボタンで、普段は左側の吹き出し(チャット)モードのままで大丈夫です。STEP4の文章を送って、できあがったLPを確認するだけなら、チャット画面だけで完結します。右側の「Code」モードは、裏側で作られているファイルの中身を直接覗いてみたいときに使う、いわば上級者向けの画面です。</w:t>
+            </w:r>
+          </w:p>
+        </w:tc>
+      </w:tr>
+    </w:tbl>
+    <w:p>
+      <w:pPr>
+        <w:pBdr>
+          <w:top w:val="single" w:color="CCCCCC" w:sz="4"/>
+          <w:left w:val="single" w:color="CCCCCC" w:sz="4"/>
+          <w:bottom w:val="single" w:color="CCCCCC" w:sz="4"/>
+          <w:right w:val="single" w:color="CCCCCC" w:sz="4"/>
+        </w:pBdr>
+        <w:spacing w:after="60" w:before="120"/>
+        <w:jc w:val="center"/>
+      </w:pPr>
+      <w:r>
+        <w:drawing>
+          <wp:inline distT="0" distB="0" distL="0" distR="0">
+            <wp:extent cx="1266825" cy="962025"/>
+            <wp:effectExtent t="0" r="0" b="0" l="0"/>
+            <wp:docPr id="5" name="" descr="" title=""/>
+            <wp:cNvGraphicFramePr>
+              <a:graphicFrameLocks xmlns:a="http://schemas.openxmlformats.org/drawingml/2006/main" noChangeAspect="1"/>
+            </wp:cNvGraphicFramePr>
+            <a:graphic xmlns:a="http://schemas.openxmlformats.org/drawingml/2006/main">
+              <a:graphicData uri="http://schemas.openxmlformats.org/drawingml/2006/picture">
+                <pic:pic xmlns:pic="http://schemas.openxmlformats.org/drawingml/2006/picture">
+                  <pic:nvPicPr>
+                    <pic:cNvPr id="0" name="" descr=""/>
+                    <pic:cNvPicPr>
+                      <a:picLocks noChangeAspect="1" noChangeArrowheads="1"/>
+                    </pic:cNvPicPr>
+                  </pic:nvPicPr>
+                  <pic:blipFill>
+                    <a:blip r:embed="rId11" cstate="none"/>
+                    <a:srcRect/>
+                    <a:stretch>
+                      <a:fillRect/>
+                    </a:stretch>
+                  </pic:blipFill>
+                  <pic:spPr bwMode="auto">
+                    <a:xfrm>
+                      <a:off x="0" y="0"/>
+                      <a:ext cx="1266825" cy="962025"/>
+                    </a:xfrm>
+                    <a:prstGeom prst="rect">
+                      <a:avLst/>
+                    </a:prstGeom>
+                  </pic:spPr>
+                </pic:pic>
+              </a:graphicData>
+            </a:graphic>
+          </wp:inline>
+        </w:drawing>
+      </w:r>
+    </w:p>
+    <w:p>
+      <w:pPr>
+        <w:spacing w:after="200"/>
+        <w:jc w:val="center"/>
+      </w:pPr>
+      <w:r>
+        <w:rPr>
+          <w:color w:val="8A7B6F"/>
+          <w:sz w:val="18"/>
+          <w:szCs w:val="18"/>
+        </w:rPr>
+        <w:t xml:space="preserve">チャット(吹き出し)⇄コードの切り替えボタン。基本はチャットのままでOK</w:t>
+      </w:r>
+    </w:p>
     <w:p>
       <w:r>
         <w:br w:type="page"/>
@@ -1686,7 +1874,7 @@
           <wp:inline distT="0" distB="0" distL="0" distR="0">
             <wp:extent cx="5905500" cy="3381375"/>
             <wp:effectExtent t="0" r="0" b="0" l="0"/>
-            <wp:docPr id="4" name="" descr="" title=""/>
+            <wp:docPr id="6" name="" descr="" title=""/>
             <wp:cNvGraphicFramePr>
               <a:graphicFrameLocks xmlns:a="http://schemas.openxmlformats.org/drawingml/2006/main" noChangeAspect="1"/>
             </wp:cNvGraphicFramePr>
@@ -1700,7 +1888,7 @@
                     </pic:cNvPicPr>
                   </pic:nvPicPr>
                   <pic:blipFill>
-                    <a:blip r:embed="rId10" cstate="none"/>
+                    <a:blip r:embed="rId12" cstate="none"/>
                     <a:srcRect/>
                     <a:stretch>
                       <a:fillRect/>
@@ -1855,7 +2043,7 @@
           <wp:inline distT="0" distB="0" distL="0" distR="0">
             <wp:extent cx="5905500" cy="3648075"/>
             <wp:effectExtent t="0" r="0" b="0" l="0"/>
-            <wp:docPr id="5" name="" descr="" title=""/>
+            <wp:docPr id="7" name="" descr="" title=""/>
             <wp:cNvGraphicFramePr>
               <a:graphicFrameLocks xmlns:a="http://schemas.openxmlformats.org/drawingml/2006/main" noChangeAspect="1"/>
             </wp:cNvGraphicFramePr>
@@ -1869,7 +2057,7 @@
                     </pic:cNvPicPr>
                   </pic:nvPicPr>
                   <pic:blipFill>
-                    <a:blip r:embed="rId11" cstate="none"/>
+                    <a:blip r:embed="rId13" cstate="none"/>
                     <a:srcRect/>
                     <a:stretch>
                       <a:fillRect/>
@@ -1985,7 +2173,7 @@
           <wp:inline distT="0" distB="0" distL="0" distR="0">
             <wp:extent cx="5905500" cy="3219450"/>
             <wp:effectExtent t="0" r="0" b="0" l="0"/>
-            <wp:docPr id="6" name="" descr="" title=""/>
+            <wp:docPr id="8" name="" descr="" title=""/>
             <wp:cNvGraphicFramePr>
               <a:graphicFrameLocks xmlns:a="http://schemas.openxmlformats.org/drawingml/2006/main" noChangeAspect="1"/>
             </wp:cNvGraphicFramePr>
@@ -1999,7 +2187,7 @@
                     </pic:cNvPicPr>
                   </pic:nvPicPr>
                   <pic:blipFill>
-                    <a:blip r:embed="rId12" cstate="none"/>
+                    <a:blip r:embed="rId14" cstate="none"/>
                     <a:srcRect/>
                     <a:stretch>
                       <a:fillRect/>
@@ -2113,7 +2301,7 @@
           <wp:inline distT="0" distB="0" distL="0" distR="0">
             <wp:extent cx="5905500" cy="3038475"/>
             <wp:effectExtent t="0" r="0" b="0" l="0"/>
-            <wp:docPr id="7" name="" descr="" title=""/>
+            <wp:docPr id="9" name="" descr="" title=""/>
             <wp:cNvGraphicFramePr>
               <a:graphicFrameLocks xmlns:a="http://schemas.openxmlformats.org/drawingml/2006/main" noChangeAspect="1"/>
             </wp:cNvGraphicFramePr>
@@ -2127,7 +2315,7 @@
                     </pic:cNvPicPr>
                   </pic:nvPicPr>
                   <pic:blipFill>
-                    <a:blip r:embed="rId13" cstate="none"/>
+                    <a:blip r:embed="rId15" cstate="none"/>
                     <a:srcRect/>
                     <a:stretch>
                       <a:fillRect/>
@@ -2201,7 +2389,7 @@
           <wp:inline distT="0" distB="0" distL="0" distR="0">
             <wp:extent cx="5905500" cy="5038725"/>
             <wp:effectExtent t="0" r="0" b="0" l="0"/>
-            <wp:docPr id="8" name="" descr="" title=""/>
+            <wp:docPr id="10" name="" descr="" title=""/>
             <wp:cNvGraphicFramePr>
               <a:graphicFrameLocks xmlns:a="http://schemas.openxmlformats.org/drawingml/2006/main" noChangeAspect="1"/>
             </wp:cNvGraphicFramePr>
@@ -2215,7 +2403,7 @@
                     </pic:cNvPicPr>
                   </pic:nvPicPr>
                   <pic:blipFill>
-                    <a:blip r:embed="rId14" cstate="none"/>
+                    <a:blip r:embed="rId16" cstate="none"/>
                     <a:srcRect/>
                     <a:stretch>
                       <a:fillRect/>
@@ -2329,7 +2517,7 @@
           <wp:inline distT="0" distB="0" distL="0" distR="0">
             <wp:extent cx="5905500" cy="4886325"/>
             <wp:effectExtent t="0" r="0" b="0" l="0"/>
-            <wp:docPr id="9" name="" descr="" title=""/>
+            <wp:docPr id="11" name="" descr="" title=""/>
             <wp:cNvGraphicFramePr>
               <a:graphicFrameLocks xmlns:a="http://schemas.openxmlformats.org/drawingml/2006/main" noChangeAspect="1"/>
             </wp:cNvGraphicFramePr>
@@ -2343,7 +2531,7 @@
                     </pic:cNvPicPr>
                   </pic:nvPicPr>
                   <pic:blipFill>
-                    <a:blip r:embed="rId15" cstate="none"/>
+                    <a:blip r:embed="rId17" cstate="none"/>
                     <a:srcRect/>
                     <a:stretch>
                       <a:fillRect/>

--- a/digicon-lp-kit/guide/lp-guide.docx
+++ b/digicon-lp-kit/guide/lp-guide.docx
@@ -261,7 +261,7 @@
                     </pic:cNvPicPr>
                   </pic:nvPicPr>
                   <pic:blipFill>
-                    <a:blip r:embed="rId7" cstate="none"/>
+                    <a:blip r:embed="rId8" cstate="none"/>
                     <a:srcRect/>
                     <a:stretch>
                       <a:fillRect/>
@@ -327,7 +327,7 @@
                     </pic:cNvPicPr>
                   </pic:nvPicPr>
                   <pic:blipFill>
-                    <a:blip r:embed="rId8" cstate="none"/>
+                    <a:blip r:embed="rId9" cstate="none"/>
                     <a:srcRect/>
                     <a:stretch>
                       <a:fillRect/>
@@ -546,7 +546,19 @@
         <w:spacing w:after="120" w:line="300"/>
       </w:pPr>
       <w:r>
-        <w:t xml:space="preserve">ブラウザで claude.ai にアクセスする</w:t>
+        <w:t xml:space="preserve">ブラウザで </w:t>
+      </w:r>
+      <w:hyperlink w:history="1" r:id="rIdpbauohlgphx3vlyk8mrip">
+        <w:r>
+          <w:rPr>
+            <w:color w:val="9C5B3C"/>
+            <w:u w:val="single"/>
+          </w:rPr>
+          <w:t xml:space="preserve">claude.ai</w:t>
+        </w:r>
+      </w:hyperlink>
+      <w:r>
+        <w:t xml:space="preserve"> にアクセスする</w:t>
       </w:r>
     </w:p>
     <w:p>
@@ -631,7 +643,7 @@
                     </pic:cNvPicPr>
                   </pic:nvPicPr>
                   <pic:blipFill>
-                    <a:blip r:embed="rId9" cstate="none"/>
+                    <a:blip r:embed="rId10" cstate="none"/>
                     <a:srcRect/>
                     <a:stretch>
                       <a:fillRect/>
@@ -763,7 +775,19 @@
         <w:spacing w:after="120" w:line="300"/>
       </w:pPr>
       <w:r>
-        <w:t xml:space="preserve">ブラウザで claude.ai/code にアクセスする</w:t>
+        <w:t xml:space="preserve">ブラウザで </w:t>
+      </w:r>
+      <w:hyperlink w:history="1" r:id="rIdz7mybyicbneduy5ennpbo">
+        <w:r>
+          <w:rPr>
+            <w:color w:val="9C5B3C"/>
+            <w:u w:val="single"/>
+          </w:rPr>
+          <w:t xml:space="preserve">claude.ai/code</w:t>
+        </w:r>
+      </w:hyperlink>
+      <w:r>
+        <w:t xml:space="preserve"> にアクセスする</w:t>
       </w:r>
     </w:p>
     <w:p>
@@ -809,7 +833,7 @@
                     </pic:cNvPicPr>
                   </pic:nvPicPr>
                   <pic:blipFill>
-                    <a:blip r:embed="rId10" cstate="none"/>
+                    <a:blip r:embed="rId11" cstate="none"/>
                     <a:srcRect/>
                     <a:stretch>
                       <a:fillRect/>
@@ -929,7 +953,7 @@
                     </pic:cNvPicPr>
                   </pic:nvPicPr>
                   <pic:blipFill>
-                    <a:blip r:embed="rId11" cstate="none"/>
+                    <a:blip r:embed="rId12" cstate="none"/>
                     <a:srcRect/>
                     <a:stretch>
                       <a:fillRect/>
@@ -1829,7 +1853,19 @@
         <w:spacing w:after="120" w:line="300"/>
       </w:pPr>
       <w:r>
-        <w:t xml:space="preserve">ブラウザで app.netlify.com/drop を開く</w:t>
+        <w:t xml:space="preserve">ブラウザで </w:t>
+      </w:r>
+      <w:hyperlink w:history="1" r:id="rIdypvqbuaw6ociq7rawekxg">
+        <w:r>
+          <w:rPr>
+            <w:color w:val="9C5B3C"/>
+            <w:u w:val="single"/>
+          </w:rPr>
+          <w:t xml:space="preserve">app.netlify.com/drop</w:t>
+        </w:r>
+      </w:hyperlink>
+      <w:r>
+        <w:t xml:space="preserve"> を開く</w:t>
       </w:r>
     </w:p>
     <w:p>
@@ -1888,7 +1924,7 @@
                     </pic:cNvPicPr>
                   </pic:nvPicPr>
                   <pic:blipFill>
-                    <a:blip r:embed="rId12" cstate="none"/>
+                    <a:blip r:embed="rId13" cstate="none"/>
                     <a:srcRect/>
                     <a:stretch>
                       <a:fillRect/>
@@ -2057,7 +2093,7 @@
                     </pic:cNvPicPr>
                   </pic:nvPicPr>
                   <pic:blipFill>
-                    <a:blip r:embed="rId13" cstate="none"/>
+                    <a:blip r:embed="rId14" cstate="none"/>
                     <a:srcRect/>
                     <a:stretch>
                       <a:fillRect/>
@@ -2187,7 +2223,7 @@
                     </pic:cNvPicPr>
                   </pic:nvPicPr>
                   <pic:blipFill>
-                    <a:blip r:embed="rId14" cstate="none"/>
+                    <a:blip r:embed="rId15" cstate="none"/>
                     <a:srcRect/>
                     <a:stretch>
                       <a:fillRect/>
@@ -2315,7 +2351,7 @@
                     </pic:cNvPicPr>
                   </pic:nvPicPr>
                   <pic:blipFill>
-                    <a:blip r:embed="rId15" cstate="none"/>
+                    <a:blip r:embed="rId16" cstate="none"/>
                     <a:srcRect/>
                     <a:stretch>
                       <a:fillRect/>
@@ -2403,7 +2439,7 @@
                     </pic:cNvPicPr>
                   </pic:nvPicPr>
                   <pic:blipFill>
-                    <a:blip r:embed="rId16" cstate="none"/>
+                    <a:blip r:embed="rId17" cstate="none"/>
                     <a:srcRect/>
                     <a:stretch>
                       <a:fillRect/>
@@ -2531,7 +2567,7 @@
                     </pic:cNvPicPr>
                   </pic:nvPicPr>
                   <pic:blipFill>
-                    <a:blip r:embed="rId17" cstate="none"/>
+                    <a:blip r:embed="rId18" cstate="none"/>
                     <a:srcRect/>
                     <a:stretch>
                       <a:fillRect/>
@@ -2766,6 +2802,7 @@
       </w:r>
     </w:p>
     <w:sectPr>
+      <w:headerReference w:type="default" r:id="rId6"/>
       <w:pgSz w:w="11906" w:h="16838" w:orient="portrait"/>
       <w:pgMar w:top="1440" w:right="1440" w:bottom="1440" w:left="1440" w:header="708" w:footer="708" w:gutter="0"/>
       <w:pgNumType/>
@@ -2847,6 +2884,39 @@
     </w:p>
   </w:footnote>
 </w:footnotes>
+</file>
+
+<file path=word/header1.xml><?xml version="1.0" encoding="utf-8"?>
+<w:hdr xmlns:wpc="http://schemas.microsoft.com/office/word/2010/wordprocessingCanvas" xmlns:mc="http://schemas.openxmlformats.org/markup-compatibility/2006" xmlns:o="urn:schemas-microsoft-com:office:office" xmlns:r="http://schemas.openxmlformats.org/officeDocument/2006/relationships" xmlns:m="http://schemas.openxmlformats.org/officeDocument/2006/math" xmlns:v="urn:schemas-microsoft-com:vml" xmlns:wp14="http://schemas.microsoft.com/office/word/2010/wordprocessingDrawing" xmlns:wp="http://schemas.openxmlformats.org/drawingml/2006/wordprocessingDrawing" xmlns:w10="urn:schemas-microsoft-com:office:word" xmlns:w="http://schemas.openxmlformats.org/wordprocessingml/2006/main" xmlns:w14="http://schemas.microsoft.com/office/word/2010/wordml" xmlns:w15="http://schemas.microsoft.com/office/word/2012/wordml" xmlns:wpg="http://schemas.microsoft.com/office/word/2010/wordprocessingGroup" xmlns:wpi="http://schemas.microsoft.com/office/word/2010/wordprocessingInk" xmlns:wne="http://schemas.microsoft.com/office/word/2006/wordml" xmlns:wps="http://schemas.microsoft.com/office/word/2010/wordprocessingShape" xmlns:cx="http://schemas.microsoft.com/office/drawing/2014/chartex" xmlns:cx1="http://schemas.microsoft.com/office/drawing/2015/9/8/chartex" xmlns:cx2="http://schemas.microsoft.com/office/drawing/2015/10/21/chartex" xmlns:cx3="http://schemas.microsoft.com/office/drawing/2016/5/9/chartex" xmlns:cx4="http://schemas.microsoft.com/office/drawing/2016/5/10/chartex" xmlns:cx5="http://schemas.microsoft.com/office/drawing/2016/5/11/chartex" xmlns:cx6="http://schemas.microsoft.com/office/drawing/2016/5/12/chartex" xmlns:cx7="http://schemas.microsoft.com/office/drawing/2016/5/13/chartex" xmlns:cx8="http://schemas.microsoft.com/office/drawing/2016/5/14/chartex" xmlns:w16cid="http://schemas.microsoft.com/office/word/2016/wordml/cid" xmlns:w16se="http://schemas.microsoft.com/office/word/2015/wordml/symex">
+  <w:p>
+    <w:r>
+      <w:pict>
+        <v:shapetype id="_x0000_t75" coordsize="21600,21600" o:spt="75" o:preferrelative="t" path="m@4@5l@4@11@9@11@9@5xe" filled="f" stroked="f">
+          <v:stroke joinstyle="miter"/>
+          <v:formulas>
+            <v:f eqn="if lineDrawn pixelLineWidth 0"/>
+            <v:f eqn="sum @0 1 0"/>
+            <v:f eqn="sum 0 0 @1"/>
+            <v:f eqn="prod @2 1 2"/>
+            <v:f eqn="prod @3 21600 pixelWidth"/>
+            <v:f eqn="prod @3 21600 pixelHeight"/>
+            <v:f eqn="sum @0 0 1"/>
+            <v:f eqn="prod @6 1 2"/>
+            <v:f eqn="prod @7 21600 pixelWidth"/>
+            <v:f eqn="sum @8 21600 0"/>
+            <v:f eqn="prod @7 21600 pixelHeight"/>
+            <v:f eqn="sum @10 21600 0"/>
+          </v:formulas>
+          <v:path gradientshapeok="t" o:extrusionok="f" o:connecttype="rect"/>
+          <o:lock v:ext="edit" aspectratio="t"/>
+        </v:shapetype>
+        <v:shape id="WordPictureWatermark1ryriogffogisvavym8_m" type="#_x0000_t75" style="position:absolute;margin-left:0;margin-top:0;width:420pt;height:279.75pt;z-index:-251657216;mso-position-horizontal:center;mso-position-horizontal-relative:margin;mso-position-vertical:center;mso-position-vertical-relative:margin" o:allowincell="f">
+          <v:imagedata r:id="rId0" gain="19661f" blacklevel="22938f"/>
+        </v:shape>
+      </w:pict>
+    </w:r>
+  </w:p>
+</w:hdr>
 </file>
 
 <file path=word/numbering.xml><?xml version="1.0" encoding="utf-8"?>

--- a/digicon-lp-kit/guide/lp-guide.docx
+++ b/digicon-lp-kit/guide/lp-guide.docx
@@ -548,7 +548,7 @@
       <w:r>
         <w:t xml:space="preserve">ブラウザで </w:t>
       </w:r>
-      <w:hyperlink w:history="1" r:id="rIdpbauohlgphx3vlyk8mrip">
+      <w:hyperlink w:history="1" r:id="rIdcspwyovkf6nakxfyxiww-">
         <w:r>
           <w:rPr>
             <w:color w:val="9C5B3C"/>
@@ -777,7 +777,7 @@
       <w:r>
         <w:t xml:space="preserve">ブラウザで </w:t>
       </w:r>
-      <w:hyperlink w:history="1" r:id="rIdz7mybyicbneduy5ennpbo">
+      <w:hyperlink w:history="1" r:id="rIdo5k8lkd3gutyn7jwcc0q7">
         <w:r>
           <w:rPr>
             <w:color w:val="9C5B3C"/>
@@ -1855,7 +1855,7 @@
       <w:r>
         <w:t xml:space="preserve">ブラウザで </w:t>
       </w:r>
-      <w:hyperlink w:history="1" r:id="rIdypvqbuaw6ociq7rawekxg">
+      <w:hyperlink w:history="1" r:id="rIdtu1afihbqhzl8dkmdbq7d">
         <w:r>
           <w:rPr>
             <w:color w:val="9C5B3C"/>
@@ -2910,8 +2910,8 @@
           <v:path gradientshapeok="t" o:extrusionok="f" o:connecttype="rect"/>
           <o:lock v:ext="edit" aspectratio="t"/>
         </v:shapetype>
-        <v:shape id="WordPictureWatermark1ryriogffogisvavym8_m" type="#_x0000_t75" style="position:absolute;margin-left:0;margin-top:0;width:420pt;height:279.75pt;z-index:-251657216;mso-position-horizontal:center;mso-position-horizontal-relative:margin;mso-position-vertical:center;mso-position-vertical-relative:margin" o:allowincell="f">
-          <v:imagedata r:id="rId0" gain="19661f" blacklevel="22938f"/>
+        <v:shape id="WordPictureWatermarkysddzewmk-4afhx0wteir" type="#_x0000_t75" style="position:absolute;margin-left:0;margin-top:0;width:420pt;height:279.75pt;z-index:-251657216;mso-position-horizontal:center;mso-position-horizontal-relative:margin;mso-position-vertical:center;mso-position-vertical-relative:margin" o:allowincell="f">
+          <v:imagedata r:id="rId0"/>
         </v:shape>
       </w:pict>
     </w:r>

--- a/digicon-lp-kit/guide/lp-guide.docx
+++ b/digicon-lp-kit/guide/lp-guide.docx
@@ -261,7 +261,7 @@
                     </pic:cNvPicPr>
                   </pic:nvPicPr>
                   <pic:blipFill>
-                    <a:blip r:embed="rId8" cstate="none"/>
+                    <a:blip r:embed="rId13" cstate="none"/>
                     <a:srcRect/>
                     <a:stretch>
                       <a:fillRect/>
@@ -327,7 +327,7 @@
                     </pic:cNvPicPr>
                   </pic:nvPicPr>
                   <pic:blipFill>
-                    <a:blip r:embed="rId9" cstate="none"/>
+                    <a:blip r:embed="rId14" cstate="none"/>
                     <a:srcRect/>
                     <a:stretch>
                       <a:fillRect/>
@@ -443,9 +443,15 @@
       </w:r>
     </w:p>
     <w:p>
-      <w:r>
-        <w:br w:type="page"/>
-      </w:r>
+      <w:pPr>
+        <w:sectPr>
+          <w:headerReference w:type="default" r:id="rId6"/>
+          <w:pgSz w:w="11906" w:h="16838" w:orient="portrait"/>
+          <w:pgMar w:top="1440" w:right="1440" w:bottom="1440" w:left="1440" w:header="708" w:footer="708" w:gutter="0"/>
+          <w:pgNumType/>
+          <w:docGrid w:linePitch="360"/>
+        </w:sectPr>
+      </w:pPr>
     </w:p>
     <w:p>
       <w:pPr>
@@ -548,7 +554,7 @@
       <w:r>
         <w:t xml:space="preserve">ブラウザで </w:t>
       </w:r>
-      <w:hyperlink w:history="1" r:id="rIdcspwyovkf6nakxfyxiww-">
+      <w:hyperlink w:history="1" r:id="rId_xcnsjeylpg_ctsdenna6">
         <w:r>
           <w:rPr>
             <w:color w:val="9C5B3C"/>
@@ -643,7 +649,7 @@
                     </pic:cNvPicPr>
                   </pic:nvPicPr>
                   <pic:blipFill>
-                    <a:blip r:embed="rId10" cstate="none"/>
+                    <a:blip r:embed="rId15" cstate="none"/>
                     <a:srcRect/>
                     <a:stretch>
                       <a:fillRect/>
@@ -777,7 +783,7 @@
       <w:r>
         <w:t xml:space="preserve">ブラウザで </w:t>
       </w:r>
-      <w:hyperlink w:history="1" r:id="rIdo5k8lkd3gutyn7jwcc0q7">
+      <w:hyperlink w:history="1" r:id="rIdui_8vxcguidbt4hkevwio">
         <w:r>
           <w:rPr>
             <w:color w:val="9C5B3C"/>
@@ -833,7 +839,7 @@
                     </pic:cNvPicPr>
                   </pic:nvPicPr>
                   <pic:blipFill>
-                    <a:blip r:embed="rId11" cstate="none"/>
+                    <a:blip r:embed="rId16" cstate="none"/>
                     <a:srcRect/>
                     <a:stretch>
                       <a:fillRect/>
@@ -953,7 +959,7 @@
                     </pic:cNvPicPr>
                   </pic:nvPicPr>
                   <pic:blipFill>
-                    <a:blip r:embed="rId12" cstate="none"/>
+                    <a:blip r:embed="rId17" cstate="none"/>
                     <a:srcRect/>
                     <a:stretch>
                       <a:fillRect/>
@@ -990,9 +996,15 @@
       </w:r>
     </w:p>
     <w:p>
-      <w:r>
-        <w:br w:type="page"/>
-      </w:r>
+      <w:pPr>
+        <w:sectPr>
+          <w:headerReference w:type="default" r:id="rId7"/>
+          <w:pgSz w:w="11906" w:h="16838" w:orient="portrait"/>
+          <w:pgMar w:top="1440" w:right="1440" w:bottom="1440" w:left="1440" w:header="708" w:footer="708" w:gutter="0"/>
+          <w:pgNumType/>
+          <w:docGrid w:linePitch="360"/>
+        </w:sectPr>
+      </w:pPr>
     </w:p>
     <w:p>
       <w:pPr>
@@ -1495,9 +1507,15 @@
       </w:r>
     </w:p>
     <w:p>
-      <w:r>
-        <w:br w:type="page"/>
-      </w:r>
+      <w:pPr>
+        <w:sectPr>
+          <w:headerReference w:type="default" r:id="rId8"/>
+          <w:pgSz w:w="11906" w:h="16838" w:orient="portrait"/>
+          <w:pgMar w:top="1440" w:right="1440" w:bottom="1440" w:left="1440" w:header="708" w:footer="708" w:gutter="0"/>
+          <w:pgNumType/>
+          <w:docGrid w:linePitch="360"/>
+        </w:sectPr>
+      </w:pPr>
     </w:p>
     <w:p>
       <w:pPr>
@@ -1745,9 +1763,15 @@
       </w:r>
     </w:p>
     <w:p>
-      <w:r>
-        <w:br w:type="page"/>
-      </w:r>
+      <w:pPr>
+        <w:sectPr>
+          <w:headerReference w:type="default" r:id="rId9"/>
+          <w:pgSz w:w="11906" w:h="16838" w:orient="portrait"/>
+          <w:pgMar w:top="1440" w:right="1440" w:bottom="1440" w:left="1440" w:header="708" w:footer="708" w:gutter="0"/>
+          <w:pgNumType/>
+          <w:docGrid w:linePitch="360"/>
+        </w:sectPr>
+      </w:pPr>
     </w:p>
     <w:p>
       <w:pPr>
@@ -1855,7 +1879,7 @@
       <w:r>
         <w:t xml:space="preserve">ブラウザで </w:t>
       </w:r>
-      <w:hyperlink w:history="1" r:id="rIdtu1afihbqhzl8dkmdbq7d">
+      <w:hyperlink w:history="1" r:id="rIdxxgagwbxmvysrftqsu663">
         <w:r>
           <w:rPr>
             <w:color w:val="9C5B3C"/>
@@ -1924,7 +1948,7 @@
                     </pic:cNvPicPr>
                   </pic:nvPicPr>
                   <pic:blipFill>
-                    <a:blip r:embed="rId13" cstate="none"/>
+                    <a:blip r:embed="rId18" cstate="none"/>
                     <a:srcRect/>
                     <a:stretch>
                       <a:fillRect/>
@@ -2093,7 +2117,7 @@
                     </pic:cNvPicPr>
                   </pic:nvPicPr>
                   <pic:blipFill>
-                    <a:blip r:embed="rId14" cstate="none"/>
+                    <a:blip r:embed="rId19" cstate="none"/>
                     <a:srcRect/>
                     <a:stretch>
                       <a:fillRect/>
@@ -2223,7 +2247,7 @@
                     </pic:cNvPicPr>
                   </pic:nvPicPr>
                   <pic:blipFill>
-                    <a:blip r:embed="rId15" cstate="none"/>
+                    <a:blip r:embed="rId20" cstate="none"/>
                     <a:srcRect/>
                     <a:stretch>
                       <a:fillRect/>
@@ -2351,7 +2375,7 @@
                     </pic:cNvPicPr>
                   </pic:nvPicPr>
                   <pic:blipFill>
-                    <a:blip r:embed="rId16" cstate="none"/>
+                    <a:blip r:embed="rId21" cstate="none"/>
                     <a:srcRect/>
                     <a:stretch>
                       <a:fillRect/>
@@ -2439,7 +2463,7 @@
                     </pic:cNvPicPr>
                   </pic:nvPicPr>
                   <pic:blipFill>
-                    <a:blip r:embed="rId17" cstate="none"/>
+                    <a:blip r:embed="rId22" cstate="none"/>
                     <a:srcRect/>
                     <a:stretch>
                       <a:fillRect/>
@@ -2567,7 +2591,7 @@
                     </pic:cNvPicPr>
                   </pic:nvPicPr>
                   <pic:blipFill>
-                    <a:blip r:embed="rId18" cstate="none"/>
+                    <a:blip r:embed="rId23" cstate="none"/>
                     <a:srcRect/>
                     <a:stretch>
                       <a:fillRect/>
@@ -2639,9 +2663,15 @@
       </w:r>
     </w:p>
     <w:p>
-      <w:r>
-        <w:br w:type="page"/>
-      </w:r>
+      <w:pPr>
+        <w:sectPr>
+          <w:headerReference w:type="default" r:id="rId10"/>
+          <w:pgSz w:w="11906" w:h="16838" w:orient="portrait"/>
+          <w:pgMar w:top="1440" w:right="1440" w:bottom="1440" w:left="1440" w:header="708" w:footer="708" w:gutter="0"/>
+          <w:pgNumType/>
+          <w:docGrid w:linePitch="360"/>
+        </w:sectPr>
+      </w:pPr>
     </w:p>
     <w:p>
       <w:pPr>
@@ -2802,7 +2832,7 @@
       </w:r>
     </w:p>
     <w:sectPr>
-      <w:headerReference w:type="default" r:id="rId6"/>
+      <w:headerReference w:type="default" r:id="rId11"/>
       <w:pgSz w:w="11906" w:h="16838" w:orient="portrait"/>
       <w:pgMar w:top="1440" w:right="1440" w:bottom="1440" w:left="1440" w:header="708" w:footer="708" w:gutter="0"/>
       <w:pgNumType/>
@@ -2910,7 +2940,172 @@
           <v:path gradientshapeok="t" o:extrusionok="f" o:connecttype="rect"/>
           <o:lock v:ext="edit" aspectratio="t"/>
         </v:shapetype>
-        <v:shape id="WordPictureWatermarkysddzewmk-4afhx0wteir" type="#_x0000_t75" style="position:absolute;margin-left:0;margin-top:0;width:420pt;height:279.75pt;z-index:-251657216;mso-position-horizontal:center;mso-position-horizontal-relative:margin;mso-position-vertical:center;mso-position-vertical-relative:margin" o:allowincell="f">
+        <v:shape id="WordPictureWatermarkjhl784v1pmh79w9wesnbb" type="#_x0000_t75" style="position:absolute;margin-left:0;margin-top:0;width:420pt;height:279.75pt;z-index:-251657216;mso-position-horizontal:center;mso-position-horizontal-relative:margin;mso-position-vertical:center;mso-position-vertical-relative:margin" o:allowincell="f">
+          <v:imagedata r:id="rId0"/>
+        </v:shape>
+      </w:pict>
+    </w:r>
+  </w:p>
+</w:hdr>
+</file>
+
+<file path=word/header2.xml><?xml version="1.0" encoding="utf-8"?>
+<w:hdr xmlns:wpc="http://schemas.microsoft.com/office/word/2010/wordprocessingCanvas" xmlns:mc="http://schemas.openxmlformats.org/markup-compatibility/2006" xmlns:o="urn:schemas-microsoft-com:office:office" xmlns:r="http://schemas.openxmlformats.org/officeDocument/2006/relationships" xmlns:m="http://schemas.openxmlformats.org/officeDocument/2006/math" xmlns:v="urn:schemas-microsoft-com:vml" xmlns:wp14="http://schemas.microsoft.com/office/word/2010/wordprocessingDrawing" xmlns:wp="http://schemas.openxmlformats.org/drawingml/2006/wordprocessingDrawing" xmlns:w10="urn:schemas-microsoft-com:office:word" xmlns:w="http://schemas.openxmlformats.org/wordprocessingml/2006/main" xmlns:w14="http://schemas.microsoft.com/office/word/2010/wordml" xmlns:w15="http://schemas.microsoft.com/office/word/2012/wordml" xmlns:wpg="http://schemas.microsoft.com/office/word/2010/wordprocessingGroup" xmlns:wpi="http://schemas.microsoft.com/office/word/2010/wordprocessingInk" xmlns:wne="http://schemas.microsoft.com/office/word/2006/wordml" xmlns:wps="http://schemas.microsoft.com/office/word/2010/wordprocessingShape" xmlns:cx="http://schemas.microsoft.com/office/drawing/2014/chartex" xmlns:cx1="http://schemas.microsoft.com/office/drawing/2015/9/8/chartex" xmlns:cx2="http://schemas.microsoft.com/office/drawing/2015/10/21/chartex" xmlns:cx3="http://schemas.microsoft.com/office/drawing/2016/5/9/chartex" xmlns:cx4="http://schemas.microsoft.com/office/drawing/2016/5/10/chartex" xmlns:cx5="http://schemas.microsoft.com/office/drawing/2016/5/11/chartex" xmlns:cx6="http://schemas.microsoft.com/office/drawing/2016/5/12/chartex" xmlns:cx7="http://schemas.microsoft.com/office/drawing/2016/5/13/chartex" xmlns:cx8="http://schemas.microsoft.com/office/drawing/2016/5/14/chartex" xmlns:w16cid="http://schemas.microsoft.com/office/word/2016/wordml/cid" xmlns:w16se="http://schemas.microsoft.com/office/word/2015/wordml/symex">
+  <w:p>
+    <w:r>
+      <w:pict>
+        <v:shapetype id="_x0000_t75" coordsize="21600,21600" o:spt="75" o:preferrelative="t" path="m@4@5l@4@11@9@11@9@5xe" filled="f" stroked="f">
+          <v:stroke joinstyle="miter"/>
+          <v:formulas>
+            <v:f eqn="if lineDrawn pixelLineWidth 0"/>
+            <v:f eqn="sum @0 1 0"/>
+            <v:f eqn="sum 0 0 @1"/>
+            <v:f eqn="prod @2 1 2"/>
+            <v:f eqn="prod @3 21600 pixelWidth"/>
+            <v:f eqn="prod @3 21600 pixelHeight"/>
+            <v:f eqn="sum @0 0 1"/>
+            <v:f eqn="prod @6 1 2"/>
+            <v:f eqn="prod @7 21600 pixelWidth"/>
+            <v:f eqn="sum @8 21600 0"/>
+            <v:f eqn="prod @7 21600 pixelHeight"/>
+            <v:f eqn="sum @10 21600 0"/>
+          </v:formulas>
+          <v:path gradientshapeok="t" o:extrusionok="f" o:connecttype="rect"/>
+          <o:lock v:ext="edit" aspectratio="t"/>
+        </v:shapetype>
+        <v:shape id="WordPictureWatermarkuchd1r7sqtlseo8benlk_" type="#_x0000_t75" style="position:absolute;margin-left:0;margin-top:0;width:420pt;height:262.5pt;z-index:-251657216;mso-position-horizontal:center;mso-position-horizontal-relative:margin;mso-position-vertical:center;mso-position-vertical-relative:margin" o:allowincell="f">
+          <v:imagedata r:id="rId0"/>
+        </v:shape>
+      </w:pict>
+    </w:r>
+  </w:p>
+</w:hdr>
+</file>
+
+<file path=word/header3.xml><?xml version="1.0" encoding="utf-8"?>
+<w:hdr xmlns:wpc="http://schemas.microsoft.com/office/word/2010/wordprocessingCanvas" xmlns:mc="http://schemas.openxmlformats.org/markup-compatibility/2006" xmlns:o="urn:schemas-microsoft-com:office:office" xmlns:r="http://schemas.openxmlformats.org/officeDocument/2006/relationships" xmlns:m="http://schemas.openxmlformats.org/officeDocument/2006/math" xmlns:v="urn:schemas-microsoft-com:vml" xmlns:wp14="http://schemas.microsoft.com/office/word/2010/wordprocessingDrawing" xmlns:wp="http://schemas.openxmlformats.org/drawingml/2006/wordprocessingDrawing" xmlns:w10="urn:schemas-microsoft-com:office:word" xmlns:w="http://schemas.openxmlformats.org/wordprocessingml/2006/main" xmlns:w14="http://schemas.microsoft.com/office/word/2010/wordml" xmlns:w15="http://schemas.microsoft.com/office/word/2012/wordml" xmlns:wpg="http://schemas.microsoft.com/office/word/2010/wordprocessingGroup" xmlns:wpi="http://schemas.microsoft.com/office/word/2010/wordprocessingInk" xmlns:wne="http://schemas.microsoft.com/office/word/2006/wordml" xmlns:wps="http://schemas.microsoft.com/office/word/2010/wordprocessingShape" xmlns:cx="http://schemas.microsoft.com/office/drawing/2014/chartex" xmlns:cx1="http://schemas.microsoft.com/office/drawing/2015/9/8/chartex" xmlns:cx2="http://schemas.microsoft.com/office/drawing/2015/10/21/chartex" xmlns:cx3="http://schemas.microsoft.com/office/drawing/2016/5/9/chartex" xmlns:cx4="http://schemas.microsoft.com/office/drawing/2016/5/10/chartex" xmlns:cx5="http://schemas.microsoft.com/office/drawing/2016/5/11/chartex" xmlns:cx6="http://schemas.microsoft.com/office/drawing/2016/5/12/chartex" xmlns:cx7="http://schemas.microsoft.com/office/drawing/2016/5/13/chartex" xmlns:cx8="http://schemas.microsoft.com/office/drawing/2016/5/14/chartex" xmlns:w16cid="http://schemas.microsoft.com/office/word/2016/wordml/cid" xmlns:w16se="http://schemas.microsoft.com/office/word/2015/wordml/symex">
+  <w:p>
+    <w:r>
+      <w:pict>
+        <v:shapetype id="_x0000_t75" coordsize="21600,21600" o:spt="75" o:preferrelative="t" path="m@4@5l@4@11@9@11@9@5xe" filled="f" stroked="f">
+          <v:stroke joinstyle="miter"/>
+          <v:formulas>
+            <v:f eqn="if lineDrawn pixelLineWidth 0"/>
+            <v:f eqn="sum @0 1 0"/>
+            <v:f eqn="sum 0 0 @1"/>
+            <v:f eqn="prod @2 1 2"/>
+            <v:f eqn="prod @3 21600 pixelWidth"/>
+            <v:f eqn="prod @3 21600 pixelHeight"/>
+            <v:f eqn="sum @0 0 1"/>
+            <v:f eqn="prod @6 1 2"/>
+            <v:f eqn="prod @7 21600 pixelWidth"/>
+            <v:f eqn="sum @8 21600 0"/>
+            <v:f eqn="prod @7 21600 pixelHeight"/>
+            <v:f eqn="sum @10 21600 0"/>
+          </v:formulas>
+          <v:path gradientshapeok="t" o:extrusionok="f" o:connecttype="rect"/>
+          <o:lock v:ext="edit" aspectratio="t"/>
+        </v:shapetype>
+        <v:shape id="WordPictureWatermarkjtbyy3pabvsrifjo99kmc" type="#_x0000_t75" style="position:absolute;margin-left:0;margin-top:0;width:420pt;height:279.75pt;z-index:-251657216;mso-position-horizontal:center;mso-position-horizontal-relative:margin;mso-position-vertical:center;mso-position-vertical-relative:margin" o:allowincell="f">
+          <v:imagedata r:id="rId0"/>
+        </v:shape>
+      </w:pict>
+    </w:r>
+  </w:p>
+</w:hdr>
+</file>
+
+<file path=word/header4.xml><?xml version="1.0" encoding="utf-8"?>
+<w:hdr xmlns:wpc="http://schemas.microsoft.com/office/word/2010/wordprocessingCanvas" xmlns:mc="http://schemas.openxmlformats.org/markup-compatibility/2006" xmlns:o="urn:schemas-microsoft-com:office:office" xmlns:r="http://schemas.openxmlformats.org/officeDocument/2006/relationships" xmlns:m="http://schemas.openxmlformats.org/officeDocument/2006/math" xmlns:v="urn:schemas-microsoft-com:vml" xmlns:wp14="http://schemas.microsoft.com/office/word/2010/wordprocessingDrawing" xmlns:wp="http://schemas.openxmlformats.org/drawingml/2006/wordprocessingDrawing" xmlns:w10="urn:schemas-microsoft-com:office:word" xmlns:w="http://schemas.openxmlformats.org/wordprocessingml/2006/main" xmlns:w14="http://schemas.microsoft.com/office/word/2010/wordml" xmlns:w15="http://schemas.microsoft.com/office/word/2012/wordml" xmlns:wpg="http://schemas.microsoft.com/office/word/2010/wordprocessingGroup" xmlns:wpi="http://schemas.microsoft.com/office/word/2010/wordprocessingInk" xmlns:wne="http://schemas.microsoft.com/office/word/2006/wordml" xmlns:wps="http://schemas.microsoft.com/office/word/2010/wordprocessingShape" xmlns:cx="http://schemas.microsoft.com/office/drawing/2014/chartex" xmlns:cx1="http://schemas.microsoft.com/office/drawing/2015/9/8/chartex" xmlns:cx2="http://schemas.microsoft.com/office/drawing/2015/10/21/chartex" xmlns:cx3="http://schemas.microsoft.com/office/drawing/2016/5/9/chartex" xmlns:cx4="http://schemas.microsoft.com/office/drawing/2016/5/10/chartex" xmlns:cx5="http://schemas.microsoft.com/office/drawing/2016/5/11/chartex" xmlns:cx6="http://schemas.microsoft.com/office/drawing/2016/5/12/chartex" xmlns:cx7="http://schemas.microsoft.com/office/drawing/2016/5/13/chartex" xmlns:cx8="http://schemas.microsoft.com/office/drawing/2016/5/14/chartex" xmlns:w16cid="http://schemas.microsoft.com/office/word/2016/wordml/cid" xmlns:w16se="http://schemas.microsoft.com/office/word/2015/wordml/symex">
+  <w:p>
+    <w:r>
+      <w:pict>
+        <v:shapetype id="_x0000_t75" coordsize="21600,21600" o:spt="75" o:preferrelative="t" path="m@4@5l@4@11@9@11@9@5xe" filled="f" stroked="f">
+          <v:stroke joinstyle="miter"/>
+          <v:formulas>
+            <v:f eqn="if lineDrawn pixelLineWidth 0"/>
+            <v:f eqn="sum @0 1 0"/>
+            <v:f eqn="sum 0 0 @1"/>
+            <v:f eqn="prod @2 1 2"/>
+            <v:f eqn="prod @3 21600 pixelWidth"/>
+            <v:f eqn="prod @3 21600 pixelHeight"/>
+            <v:f eqn="sum @0 0 1"/>
+            <v:f eqn="prod @6 1 2"/>
+            <v:f eqn="prod @7 21600 pixelWidth"/>
+            <v:f eqn="sum @8 21600 0"/>
+            <v:f eqn="prod @7 21600 pixelHeight"/>
+            <v:f eqn="sum @10 21600 0"/>
+          </v:formulas>
+          <v:path gradientshapeok="t" o:extrusionok="f" o:connecttype="rect"/>
+          <o:lock v:ext="edit" aspectratio="t"/>
+        </v:shapetype>
+        <v:shape id="WordPictureWatermark45o-fyqglsv7obqfdmas3" type="#_x0000_t75" style="position:absolute;margin-left:0;margin-top:0;width:420pt;height:236.25pt;z-index:-251657216;mso-position-horizontal:center;mso-position-horizontal-relative:margin;mso-position-vertical:center;mso-position-vertical-relative:margin" o:allowincell="f">
+          <v:imagedata r:id="rId0"/>
+        </v:shape>
+      </w:pict>
+    </w:r>
+  </w:p>
+</w:hdr>
+</file>
+
+<file path=word/header5.xml><?xml version="1.0" encoding="utf-8"?>
+<w:hdr xmlns:wpc="http://schemas.microsoft.com/office/word/2010/wordprocessingCanvas" xmlns:mc="http://schemas.openxmlformats.org/markup-compatibility/2006" xmlns:o="urn:schemas-microsoft-com:office:office" xmlns:r="http://schemas.openxmlformats.org/officeDocument/2006/relationships" xmlns:m="http://schemas.openxmlformats.org/officeDocument/2006/math" xmlns:v="urn:schemas-microsoft-com:vml" xmlns:wp14="http://schemas.microsoft.com/office/word/2010/wordprocessingDrawing" xmlns:wp="http://schemas.openxmlformats.org/drawingml/2006/wordprocessingDrawing" xmlns:w10="urn:schemas-microsoft-com:office:word" xmlns:w="http://schemas.openxmlformats.org/wordprocessingml/2006/main" xmlns:w14="http://schemas.microsoft.com/office/word/2010/wordml" xmlns:w15="http://schemas.microsoft.com/office/word/2012/wordml" xmlns:wpg="http://schemas.microsoft.com/office/word/2010/wordprocessingGroup" xmlns:wpi="http://schemas.microsoft.com/office/word/2010/wordprocessingInk" xmlns:wne="http://schemas.microsoft.com/office/word/2006/wordml" xmlns:wps="http://schemas.microsoft.com/office/word/2010/wordprocessingShape" xmlns:cx="http://schemas.microsoft.com/office/drawing/2014/chartex" xmlns:cx1="http://schemas.microsoft.com/office/drawing/2015/9/8/chartex" xmlns:cx2="http://schemas.microsoft.com/office/drawing/2015/10/21/chartex" xmlns:cx3="http://schemas.microsoft.com/office/drawing/2016/5/9/chartex" xmlns:cx4="http://schemas.microsoft.com/office/drawing/2016/5/10/chartex" xmlns:cx5="http://schemas.microsoft.com/office/drawing/2016/5/11/chartex" xmlns:cx6="http://schemas.microsoft.com/office/drawing/2016/5/12/chartex" xmlns:cx7="http://schemas.microsoft.com/office/drawing/2016/5/13/chartex" xmlns:cx8="http://schemas.microsoft.com/office/drawing/2016/5/14/chartex" xmlns:w16cid="http://schemas.microsoft.com/office/word/2016/wordml/cid" xmlns:w16se="http://schemas.microsoft.com/office/word/2015/wordml/symex">
+  <w:p>
+    <w:r>
+      <w:pict>
+        <v:shapetype id="_x0000_t75" coordsize="21600,21600" o:spt="75" o:preferrelative="t" path="m@4@5l@4@11@9@11@9@5xe" filled="f" stroked="f">
+          <v:stroke joinstyle="miter"/>
+          <v:formulas>
+            <v:f eqn="if lineDrawn pixelLineWidth 0"/>
+            <v:f eqn="sum @0 1 0"/>
+            <v:f eqn="sum 0 0 @1"/>
+            <v:f eqn="prod @2 1 2"/>
+            <v:f eqn="prod @3 21600 pixelWidth"/>
+            <v:f eqn="prod @3 21600 pixelHeight"/>
+            <v:f eqn="sum @0 0 1"/>
+            <v:f eqn="prod @6 1 2"/>
+            <v:f eqn="prod @7 21600 pixelWidth"/>
+            <v:f eqn="sum @8 21600 0"/>
+            <v:f eqn="prod @7 21600 pixelHeight"/>
+            <v:f eqn="sum @10 21600 0"/>
+          </v:formulas>
+          <v:path gradientshapeok="t" o:extrusionok="f" o:connecttype="rect"/>
+          <o:lock v:ext="edit" aspectratio="t"/>
+        </v:shapetype>
+        <v:shape id="WordPictureWatermark8drvpgz4cgays08sxlkja" type="#_x0000_t75" style="position:absolute;margin-left:0;margin-top:0;width:315pt;height:420pt;z-index:-251657216;mso-position-horizontal:center;mso-position-horizontal-relative:margin;mso-position-vertical:center;mso-position-vertical-relative:margin" o:allowincell="f">
+          <v:imagedata r:id="rId0"/>
+        </v:shape>
+      </w:pict>
+    </w:r>
+  </w:p>
+</w:hdr>
+</file>
+
+<file path=word/header6.xml><?xml version="1.0" encoding="utf-8"?>
+<w:hdr xmlns:wpc="http://schemas.microsoft.com/office/word/2010/wordprocessingCanvas" xmlns:mc="http://schemas.openxmlformats.org/markup-compatibility/2006" xmlns:o="urn:schemas-microsoft-com:office:office" xmlns:r="http://schemas.openxmlformats.org/officeDocument/2006/relationships" xmlns:m="http://schemas.openxmlformats.org/officeDocument/2006/math" xmlns:v="urn:schemas-microsoft-com:vml" xmlns:wp14="http://schemas.microsoft.com/office/word/2010/wordprocessingDrawing" xmlns:wp="http://schemas.openxmlformats.org/drawingml/2006/wordprocessingDrawing" xmlns:w10="urn:schemas-microsoft-com:office:word" xmlns:w="http://schemas.openxmlformats.org/wordprocessingml/2006/main" xmlns:w14="http://schemas.microsoft.com/office/word/2010/wordml" xmlns:w15="http://schemas.microsoft.com/office/word/2012/wordml" xmlns:wpg="http://schemas.microsoft.com/office/word/2010/wordprocessingGroup" xmlns:wpi="http://schemas.microsoft.com/office/word/2010/wordprocessingInk" xmlns:wne="http://schemas.microsoft.com/office/word/2006/wordml" xmlns:wps="http://schemas.microsoft.com/office/word/2010/wordprocessingShape" xmlns:cx="http://schemas.microsoft.com/office/drawing/2014/chartex" xmlns:cx1="http://schemas.microsoft.com/office/drawing/2015/9/8/chartex" xmlns:cx2="http://schemas.microsoft.com/office/drawing/2015/10/21/chartex" xmlns:cx3="http://schemas.microsoft.com/office/drawing/2016/5/9/chartex" xmlns:cx4="http://schemas.microsoft.com/office/drawing/2016/5/10/chartex" xmlns:cx5="http://schemas.microsoft.com/office/drawing/2016/5/11/chartex" xmlns:cx6="http://schemas.microsoft.com/office/drawing/2016/5/12/chartex" xmlns:cx7="http://schemas.microsoft.com/office/drawing/2016/5/13/chartex" xmlns:cx8="http://schemas.microsoft.com/office/drawing/2016/5/14/chartex" xmlns:w16cid="http://schemas.microsoft.com/office/word/2016/wordml/cid" xmlns:w16se="http://schemas.microsoft.com/office/word/2015/wordml/symex">
+  <w:p>
+    <w:r>
+      <w:pict>
+        <v:shapetype id="_x0000_t75" coordsize="21600,21600" o:spt="75" o:preferrelative="t" path="m@4@5l@4@11@9@11@9@5xe" filled="f" stroked="f">
+          <v:stroke joinstyle="miter"/>
+          <v:formulas>
+            <v:f eqn="if lineDrawn pixelLineWidth 0"/>
+            <v:f eqn="sum @0 1 0"/>
+            <v:f eqn="sum 0 0 @1"/>
+            <v:f eqn="prod @2 1 2"/>
+            <v:f eqn="prod @3 21600 pixelWidth"/>
+            <v:f eqn="prod @3 21600 pixelHeight"/>
+            <v:f eqn="sum @0 0 1"/>
+            <v:f eqn="prod @6 1 2"/>
+            <v:f eqn="prod @7 21600 pixelWidth"/>
+            <v:f eqn="sum @8 21600 0"/>
+            <v:f eqn="prod @7 21600 pixelHeight"/>
+            <v:f eqn="sum @10 21600 0"/>
+          </v:formulas>
+          <v:path gradientshapeok="t" o:extrusionok="f" o:connecttype="rect"/>
+          <o:lock v:ext="edit" aspectratio="t"/>
+        </v:shapetype>
+        <v:shape id="WordPictureWatermark0wdddudqckvn-wbrqi0z2" type="#_x0000_t75" style="position:absolute;margin-left:0;margin-top:0;width:420pt;height:236.25pt;z-index:-251657216;mso-position-horizontal:center;mso-position-horizontal-relative:margin;mso-position-vertical:center;mso-position-vertical-relative:margin" o:allowincell="f">
           <v:imagedata r:id="rId0"/>
         </v:shape>
       </w:pict>

--- a/digicon-lp-kit/guide/lp-guide.docx
+++ b/digicon-lp-kit/guide/lp-guide.docx
@@ -261,7 +261,7 @@
                     </pic:cNvPicPr>
                   </pic:nvPicPr>
                   <pic:blipFill>
-                    <a:blip r:embed="rId13" cstate="none"/>
+                    <a:blip r:embed="rId7" cstate="none"/>
                     <a:srcRect/>
                     <a:stretch>
                       <a:fillRect/>
@@ -327,7 +327,7 @@
                     </pic:cNvPicPr>
                   </pic:nvPicPr>
                   <pic:blipFill>
-                    <a:blip r:embed="rId14" cstate="none"/>
+                    <a:blip r:embed="rId8" cstate="none"/>
                     <a:srcRect/>
                     <a:stretch>
                       <a:fillRect/>
@@ -445,7 +445,6 @@
     <w:p>
       <w:pPr>
         <w:sectPr>
-          <w:headerReference w:type="default" r:id="rId6"/>
           <w:pgSz w:w="11906" w:h="16838" w:orient="portrait"/>
           <w:pgMar w:top="1440" w:right="1440" w:bottom="1440" w:left="1440" w:header="708" w:footer="708" w:gutter="0"/>
           <w:pgNumType/>
@@ -554,7 +553,7 @@
       <w:r>
         <w:t xml:space="preserve">ブラウザで </w:t>
       </w:r>
-      <w:hyperlink w:history="1" r:id="rId_xcnsjeylpg_ctsdenna6">
+      <w:hyperlink w:history="1" r:id="rIdabjclyzjkrajqgdf56mv7">
         <w:r>
           <w:rPr>
             <w:color w:val="9C5B3C"/>
@@ -649,7 +648,7 @@
                     </pic:cNvPicPr>
                   </pic:nvPicPr>
                   <pic:blipFill>
-                    <a:blip r:embed="rId15" cstate="none"/>
+                    <a:blip r:embed="rId9" cstate="none"/>
                     <a:srcRect/>
                     <a:stretch>
                       <a:fillRect/>
@@ -783,7 +782,7 @@
       <w:r>
         <w:t xml:space="preserve">ブラウザで </w:t>
       </w:r>
-      <w:hyperlink w:history="1" r:id="rIdui_8vxcguidbt4hkevwio">
+      <w:hyperlink w:history="1" r:id="rIdfaerbo_vsq03edxhpcu6b">
         <w:r>
           <w:rPr>
             <w:color w:val="9C5B3C"/>
@@ -839,7 +838,7 @@
                     </pic:cNvPicPr>
                   </pic:nvPicPr>
                   <pic:blipFill>
-                    <a:blip r:embed="rId16" cstate="none"/>
+                    <a:blip r:embed="rId10" cstate="none"/>
                     <a:srcRect/>
                     <a:stretch>
                       <a:fillRect/>
@@ -959,7 +958,7 @@
                     </pic:cNvPicPr>
                   </pic:nvPicPr>
                   <pic:blipFill>
-                    <a:blip r:embed="rId17" cstate="none"/>
+                    <a:blip r:embed="rId11" cstate="none"/>
                     <a:srcRect/>
                     <a:stretch>
                       <a:fillRect/>
@@ -998,7 +997,6 @@
     <w:p>
       <w:pPr>
         <w:sectPr>
-          <w:headerReference w:type="default" r:id="rId7"/>
           <w:pgSz w:w="11906" w:h="16838" w:orient="portrait"/>
           <w:pgMar w:top="1440" w:right="1440" w:bottom="1440" w:left="1440" w:header="708" w:footer="708" w:gutter="0"/>
           <w:pgNumType/>
@@ -1509,7 +1507,6 @@
     <w:p>
       <w:pPr>
         <w:sectPr>
-          <w:headerReference w:type="default" r:id="rId8"/>
           <w:pgSz w:w="11906" w:h="16838" w:orient="portrait"/>
           <w:pgMar w:top="1440" w:right="1440" w:bottom="1440" w:left="1440" w:header="708" w:footer="708" w:gutter="0"/>
           <w:pgNumType/>
@@ -1765,7 +1762,6 @@
     <w:p>
       <w:pPr>
         <w:sectPr>
-          <w:headerReference w:type="default" r:id="rId9"/>
           <w:pgSz w:w="11906" w:h="16838" w:orient="portrait"/>
           <w:pgMar w:top="1440" w:right="1440" w:bottom="1440" w:left="1440" w:header="708" w:footer="708" w:gutter="0"/>
           <w:pgNumType/>
@@ -1879,7 +1875,7 @@
       <w:r>
         <w:t xml:space="preserve">ブラウザで </w:t>
       </w:r>
-      <w:hyperlink w:history="1" r:id="rIdxxgagwbxmvysrftqsu663">
+      <w:hyperlink w:history="1" r:id="rIdjswxyznqevfkbtqpqeujc">
         <w:r>
           <w:rPr>
             <w:color w:val="9C5B3C"/>
@@ -1948,7 +1944,7 @@
                     </pic:cNvPicPr>
                   </pic:nvPicPr>
                   <pic:blipFill>
-                    <a:blip r:embed="rId18" cstate="none"/>
+                    <a:blip r:embed="rId12" cstate="none"/>
                     <a:srcRect/>
                     <a:stretch>
                       <a:fillRect/>
@@ -2117,7 +2113,7 @@
                     </pic:cNvPicPr>
                   </pic:nvPicPr>
                   <pic:blipFill>
-                    <a:blip r:embed="rId19" cstate="none"/>
+                    <a:blip r:embed="rId13" cstate="none"/>
                     <a:srcRect/>
                     <a:stretch>
                       <a:fillRect/>
@@ -2247,7 +2243,7 @@
                     </pic:cNvPicPr>
                   </pic:nvPicPr>
                   <pic:blipFill>
-                    <a:blip r:embed="rId20" cstate="none"/>
+                    <a:blip r:embed="rId14" cstate="none"/>
                     <a:srcRect/>
                     <a:stretch>
                       <a:fillRect/>
@@ -2375,7 +2371,7 @@
                     </pic:cNvPicPr>
                   </pic:nvPicPr>
                   <pic:blipFill>
-                    <a:blip r:embed="rId21" cstate="none"/>
+                    <a:blip r:embed="rId15" cstate="none"/>
                     <a:srcRect/>
                     <a:stretch>
                       <a:fillRect/>
@@ -2463,7 +2459,7 @@
                     </pic:cNvPicPr>
                   </pic:nvPicPr>
                   <pic:blipFill>
-                    <a:blip r:embed="rId22" cstate="none"/>
+                    <a:blip r:embed="rId16" cstate="none"/>
                     <a:srcRect/>
                     <a:stretch>
                       <a:fillRect/>
@@ -2591,7 +2587,7 @@
                     </pic:cNvPicPr>
                   </pic:nvPicPr>
                   <pic:blipFill>
-                    <a:blip r:embed="rId23" cstate="none"/>
+                    <a:blip r:embed="rId17" cstate="none"/>
                     <a:srcRect/>
                     <a:stretch>
                       <a:fillRect/>
@@ -2665,7 +2661,6 @@
     <w:p>
       <w:pPr>
         <w:sectPr>
-          <w:headerReference w:type="default" r:id="rId10"/>
           <w:pgSz w:w="11906" w:h="16838" w:orient="portrait"/>
           <w:pgMar w:top="1440" w:right="1440" w:bottom="1440" w:left="1440" w:header="708" w:footer="708" w:gutter="0"/>
           <w:pgNumType/>
@@ -2832,7 +2827,6 @@
       </w:r>
     </w:p>
     <w:sectPr>
-      <w:headerReference w:type="default" r:id="rId11"/>
       <w:pgSz w:w="11906" w:h="16838" w:orient="portrait"/>
       <w:pgMar w:top="1440" w:right="1440" w:bottom="1440" w:left="1440" w:header="708" w:footer="708" w:gutter="0"/>
       <w:pgNumType/>
@@ -2914,204 +2908,6 @@
     </w:p>
   </w:footnote>
 </w:footnotes>
-</file>
-
-<file path=word/header1.xml><?xml version="1.0" encoding="utf-8"?>
-<w:hdr xmlns:wpc="http://schemas.microsoft.com/office/word/2010/wordprocessingCanvas" xmlns:mc="http://schemas.openxmlformats.org/markup-compatibility/2006" xmlns:o="urn:schemas-microsoft-com:office:office" xmlns:r="http://schemas.openxmlformats.org/officeDocument/2006/relationships" xmlns:m="http://schemas.openxmlformats.org/officeDocument/2006/math" xmlns:v="urn:schemas-microsoft-com:vml" xmlns:wp14="http://schemas.microsoft.com/office/word/2010/wordprocessingDrawing" xmlns:wp="http://schemas.openxmlformats.org/drawingml/2006/wordprocessingDrawing" xmlns:w10="urn:schemas-microsoft-com:office:word" xmlns:w="http://schemas.openxmlformats.org/wordprocessingml/2006/main" xmlns:w14="http://schemas.microsoft.com/office/word/2010/wordml" xmlns:w15="http://schemas.microsoft.com/office/word/2012/wordml" xmlns:wpg="http://schemas.microsoft.com/office/word/2010/wordprocessingGroup" xmlns:wpi="http://schemas.microsoft.com/office/word/2010/wordprocessingInk" xmlns:wne="http://schemas.microsoft.com/office/word/2006/wordml" xmlns:wps="http://schemas.microsoft.com/office/word/2010/wordprocessingShape" xmlns:cx="http://schemas.microsoft.com/office/drawing/2014/chartex" xmlns:cx1="http://schemas.microsoft.com/office/drawing/2015/9/8/chartex" xmlns:cx2="http://schemas.microsoft.com/office/drawing/2015/10/21/chartex" xmlns:cx3="http://schemas.microsoft.com/office/drawing/2016/5/9/chartex" xmlns:cx4="http://schemas.microsoft.com/office/drawing/2016/5/10/chartex" xmlns:cx5="http://schemas.microsoft.com/office/drawing/2016/5/11/chartex" xmlns:cx6="http://schemas.microsoft.com/office/drawing/2016/5/12/chartex" xmlns:cx7="http://schemas.microsoft.com/office/drawing/2016/5/13/chartex" xmlns:cx8="http://schemas.microsoft.com/office/drawing/2016/5/14/chartex" xmlns:w16cid="http://schemas.microsoft.com/office/word/2016/wordml/cid" xmlns:w16se="http://schemas.microsoft.com/office/word/2015/wordml/symex">
-  <w:p>
-    <w:r>
-      <w:pict>
-        <v:shapetype id="_x0000_t75" coordsize="21600,21600" o:spt="75" o:preferrelative="t" path="m@4@5l@4@11@9@11@9@5xe" filled="f" stroked="f">
-          <v:stroke joinstyle="miter"/>
-          <v:formulas>
-            <v:f eqn="if lineDrawn pixelLineWidth 0"/>
-            <v:f eqn="sum @0 1 0"/>
-            <v:f eqn="sum 0 0 @1"/>
-            <v:f eqn="prod @2 1 2"/>
-            <v:f eqn="prod @3 21600 pixelWidth"/>
-            <v:f eqn="prod @3 21600 pixelHeight"/>
-            <v:f eqn="sum @0 0 1"/>
-            <v:f eqn="prod @6 1 2"/>
-            <v:f eqn="prod @7 21600 pixelWidth"/>
-            <v:f eqn="sum @8 21600 0"/>
-            <v:f eqn="prod @7 21600 pixelHeight"/>
-            <v:f eqn="sum @10 21600 0"/>
-          </v:formulas>
-          <v:path gradientshapeok="t" o:extrusionok="f" o:connecttype="rect"/>
-          <o:lock v:ext="edit" aspectratio="t"/>
-        </v:shapetype>
-        <v:shape id="WordPictureWatermarkjhl784v1pmh79w9wesnbb" type="#_x0000_t75" style="position:absolute;margin-left:0;margin-top:0;width:420pt;height:279.75pt;z-index:-251657216;mso-position-horizontal:center;mso-position-horizontal-relative:margin;mso-position-vertical:center;mso-position-vertical-relative:margin" o:allowincell="f">
-          <v:imagedata r:id="rId0"/>
-        </v:shape>
-      </w:pict>
-    </w:r>
-  </w:p>
-</w:hdr>
-</file>
-
-<file path=word/header2.xml><?xml version="1.0" encoding="utf-8"?>
-<w:hdr xmlns:wpc="http://schemas.microsoft.com/office/word/2010/wordprocessingCanvas" xmlns:mc="http://schemas.openxmlformats.org/markup-compatibility/2006" xmlns:o="urn:schemas-microsoft-com:office:office" xmlns:r="http://schemas.openxmlformats.org/officeDocument/2006/relationships" xmlns:m="http://schemas.openxmlformats.org/officeDocument/2006/math" xmlns:v="urn:schemas-microsoft-com:vml" xmlns:wp14="http://schemas.microsoft.com/office/word/2010/wordprocessingDrawing" xmlns:wp="http://schemas.openxmlformats.org/drawingml/2006/wordprocessingDrawing" xmlns:w10="urn:schemas-microsoft-com:office:word" xmlns:w="http://schemas.openxmlformats.org/wordprocessingml/2006/main" xmlns:w14="http://schemas.microsoft.com/office/word/2010/wordml" xmlns:w15="http://schemas.microsoft.com/office/word/2012/wordml" xmlns:wpg="http://schemas.microsoft.com/office/word/2010/wordprocessingGroup" xmlns:wpi="http://schemas.microsoft.com/office/word/2010/wordprocessingInk" xmlns:wne="http://schemas.microsoft.com/office/word/2006/wordml" xmlns:wps="http://schemas.microsoft.com/office/word/2010/wordprocessingShape" xmlns:cx="http://schemas.microsoft.com/office/drawing/2014/chartex" xmlns:cx1="http://schemas.microsoft.com/office/drawing/2015/9/8/chartex" xmlns:cx2="http://schemas.microsoft.com/office/drawing/2015/10/21/chartex" xmlns:cx3="http://schemas.microsoft.com/office/drawing/2016/5/9/chartex" xmlns:cx4="http://schemas.microsoft.com/office/drawing/2016/5/10/chartex" xmlns:cx5="http://schemas.microsoft.com/office/drawing/2016/5/11/chartex" xmlns:cx6="http://schemas.microsoft.com/office/drawing/2016/5/12/chartex" xmlns:cx7="http://schemas.microsoft.com/office/drawing/2016/5/13/chartex" xmlns:cx8="http://schemas.microsoft.com/office/drawing/2016/5/14/chartex" xmlns:w16cid="http://schemas.microsoft.com/office/word/2016/wordml/cid" xmlns:w16se="http://schemas.microsoft.com/office/word/2015/wordml/symex">
-  <w:p>
-    <w:r>
-      <w:pict>
-        <v:shapetype id="_x0000_t75" coordsize="21600,21600" o:spt="75" o:preferrelative="t" path="m@4@5l@4@11@9@11@9@5xe" filled="f" stroked="f">
-          <v:stroke joinstyle="miter"/>
-          <v:formulas>
-            <v:f eqn="if lineDrawn pixelLineWidth 0"/>
-            <v:f eqn="sum @0 1 0"/>
-            <v:f eqn="sum 0 0 @1"/>
-            <v:f eqn="prod @2 1 2"/>
-            <v:f eqn="prod @3 21600 pixelWidth"/>
-            <v:f eqn="prod @3 21600 pixelHeight"/>
-            <v:f eqn="sum @0 0 1"/>
-            <v:f eqn="prod @6 1 2"/>
-            <v:f eqn="prod @7 21600 pixelWidth"/>
-            <v:f eqn="sum @8 21600 0"/>
-            <v:f eqn="prod @7 21600 pixelHeight"/>
-            <v:f eqn="sum @10 21600 0"/>
-          </v:formulas>
-          <v:path gradientshapeok="t" o:extrusionok="f" o:connecttype="rect"/>
-          <o:lock v:ext="edit" aspectratio="t"/>
-        </v:shapetype>
-        <v:shape id="WordPictureWatermarkuchd1r7sqtlseo8benlk_" type="#_x0000_t75" style="position:absolute;margin-left:0;margin-top:0;width:420pt;height:262.5pt;z-index:-251657216;mso-position-horizontal:center;mso-position-horizontal-relative:margin;mso-position-vertical:center;mso-position-vertical-relative:margin" o:allowincell="f">
-          <v:imagedata r:id="rId0"/>
-        </v:shape>
-      </w:pict>
-    </w:r>
-  </w:p>
-</w:hdr>
-</file>
-
-<file path=word/header3.xml><?xml version="1.0" encoding="utf-8"?>
-<w:hdr xmlns:wpc="http://schemas.microsoft.com/office/word/2010/wordprocessingCanvas" xmlns:mc="http://schemas.openxmlformats.org/markup-compatibility/2006" xmlns:o="urn:schemas-microsoft-com:office:office" xmlns:r="http://schemas.openxmlformats.org/officeDocument/2006/relationships" xmlns:m="http://schemas.openxmlformats.org/officeDocument/2006/math" xmlns:v="urn:schemas-microsoft-com:vml" xmlns:wp14="http://schemas.microsoft.com/office/word/2010/wordprocessingDrawing" xmlns:wp="http://schemas.openxmlformats.org/drawingml/2006/wordprocessingDrawing" xmlns:w10="urn:schemas-microsoft-com:office:word" xmlns:w="http://schemas.openxmlformats.org/wordprocessingml/2006/main" xmlns:w14="http://schemas.microsoft.com/office/word/2010/wordml" xmlns:w15="http://schemas.microsoft.com/office/word/2012/wordml" xmlns:wpg="http://schemas.microsoft.com/office/word/2010/wordprocessingGroup" xmlns:wpi="http://schemas.microsoft.com/office/word/2010/wordprocessingInk" xmlns:wne="http://schemas.microsoft.com/office/word/2006/wordml" xmlns:wps="http://schemas.microsoft.com/office/word/2010/wordprocessingShape" xmlns:cx="http://schemas.microsoft.com/office/drawing/2014/chartex" xmlns:cx1="http://schemas.microsoft.com/office/drawing/2015/9/8/chartex" xmlns:cx2="http://schemas.microsoft.com/office/drawing/2015/10/21/chartex" xmlns:cx3="http://schemas.microsoft.com/office/drawing/2016/5/9/chartex" xmlns:cx4="http://schemas.microsoft.com/office/drawing/2016/5/10/chartex" xmlns:cx5="http://schemas.microsoft.com/office/drawing/2016/5/11/chartex" xmlns:cx6="http://schemas.microsoft.com/office/drawing/2016/5/12/chartex" xmlns:cx7="http://schemas.microsoft.com/office/drawing/2016/5/13/chartex" xmlns:cx8="http://schemas.microsoft.com/office/drawing/2016/5/14/chartex" xmlns:w16cid="http://schemas.microsoft.com/office/word/2016/wordml/cid" xmlns:w16se="http://schemas.microsoft.com/office/word/2015/wordml/symex">
-  <w:p>
-    <w:r>
-      <w:pict>
-        <v:shapetype id="_x0000_t75" coordsize="21600,21600" o:spt="75" o:preferrelative="t" path="m@4@5l@4@11@9@11@9@5xe" filled="f" stroked="f">
-          <v:stroke joinstyle="miter"/>
-          <v:formulas>
-            <v:f eqn="if lineDrawn pixelLineWidth 0"/>
-            <v:f eqn="sum @0 1 0"/>
-            <v:f eqn="sum 0 0 @1"/>
-            <v:f eqn="prod @2 1 2"/>
-            <v:f eqn="prod @3 21600 pixelWidth"/>
-            <v:f eqn="prod @3 21600 pixelHeight"/>
-            <v:f eqn="sum @0 0 1"/>
-            <v:f eqn="prod @6 1 2"/>
-            <v:f eqn="prod @7 21600 pixelWidth"/>
-            <v:f eqn="sum @8 21600 0"/>
-            <v:f eqn="prod @7 21600 pixelHeight"/>
-            <v:f eqn="sum @10 21600 0"/>
-          </v:formulas>
-          <v:path gradientshapeok="t" o:extrusionok="f" o:connecttype="rect"/>
-          <o:lock v:ext="edit" aspectratio="t"/>
-        </v:shapetype>
-        <v:shape id="WordPictureWatermarkjtbyy3pabvsrifjo99kmc" type="#_x0000_t75" style="position:absolute;margin-left:0;margin-top:0;width:420pt;height:279.75pt;z-index:-251657216;mso-position-horizontal:center;mso-position-horizontal-relative:margin;mso-position-vertical:center;mso-position-vertical-relative:margin" o:allowincell="f">
-          <v:imagedata r:id="rId0"/>
-        </v:shape>
-      </w:pict>
-    </w:r>
-  </w:p>
-</w:hdr>
-</file>
-
-<file path=word/header4.xml><?xml version="1.0" encoding="utf-8"?>
-<w:hdr xmlns:wpc="http://schemas.microsoft.com/office/word/2010/wordprocessingCanvas" xmlns:mc="http://schemas.openxmlformats.org/markup-compatibility/2006" xmlns:o="urn:schemas-microsoft-com:office:office" xmlns:r="http://schemas.openxmlformats.org/officeDocument/2006/relationships" xmlns:m="http://schemas.openxmlformats.org/officeDocument/2006/math" xmlns:v="urn:schemas-microsoft-com:vml" xmlns:wp14="http://schemas.microsoft.com/office/word/2010/wordprocessingDrawing" xmlns:wp="http://schemas.openxmlformats.org/drawingml/2006/wordprocessingDrawing" xmlns:w10="urn:schemas-microsoft-com:office:word" xmlns:w="http://schemas.openxmlformats.org/wordprocessingml/2006/main" xmlns:w14="http://schemas.microsoft.com/office/word/2010/wordml" xmlns:w15="http://schemas.microsoft.com/office/word/2012/wordml" xmlns:wpg="http://schemas.microsoft.com/office/word/2010/wordprocessingGroup" xmlns:wpi="http://schemas.microsoft.com/office/word/2010/wordprocessingInk" xmlns:wne="http://schemas.microsoft.com/office/word/2006/wordml" xmlns:wps="http://schemas.microsoft.com/office/word/2010/wordprocessingShape" xmlns:cx="http://schemas.microsoft.com/office/drawing/2014/chartex" xmlns:cx1="http://schemas.microsoft.com/office/drawing/2015/9/8/chartex" xmlns:cx2="http://schemas.microsoft.com/office/drawing/2015/10/21/chartex" xmlns:cx3="http://schemas.microsoft.com/office/drawing/2016/5/9/chartex" xmlns:cx4="http://schemas.microsoft.com/office/drawing/2016/5/10/chartex" xmlns:cx5="http://schemas.microsoft.com/office/drawing/2016/5/11/chartex" xmlns:cx6="http://schemas.microsoft.com/office/drawing/2016/5/12/chartex" xmlns:cx7="http://schemas.microsoft.com/office/drawing/2016/5/13/chartex" xmlns:cx8="http://schemas.microsoft.com/office/drawing/2016/5/14/chartex" xmlns:w16cid="http://schemas.microsoft.com/office/word/2016/wordml/cid" xmlns:w16se="http://schemas.microsoft.com/office/word/2015/wordml/symex">
-  <w:p>
-    <w:r>
-      <w:pict>
-        <v:shapetype id="_x0000_t75" coordsize="21600,21600" o:spt="75" o:preferrelative="t" path="m@4@5l@4@11@9@11@9@5xe" filled="f" stroked="f">
-          <v:stroke joinstyle="miter"/>
-          <v:formulas>
-            <v:f eqn="if lineDrawn pixelLineWidth 0"/>
-            <v:f eqn="sum @0 1 0"/>
-            <v:f eqn="sum 0 0 @1"/>
-            <v:f eqn="prod @2 1 2"/>
-            <v:f eqn="prod @3 21600 pixelWidth"/>
-            <v:f eqn="prod @3 21600 pixelHeight"/>
-            <v:f eqn="sum @0 0 1"/>
-            <v:f eqn="prod @6 1 2"/>
-            <v:f eqn="prod @7 21600 pixelWidth"/>
-            <v:f eqn="sum @8 21600 0"/>
-            <v:f eqn="prod @7 21600 pixelHeight"/>
-            <v:f eqn="sum @10 21600 0"/>
-          </v:formulas>
-          <v:path gradientshapeok="t" o:extrusionok="f" o:connecttype="rect"/>
-          <o:lock v:ext="edit" aspectratio="t"/>
-        </v:shapetype>
-        <v:shape id="WordPictureWatermark45o-fyqglsv7obqfdmas3" type="#_x0000_t75" style="position:absolute;margin-left:0;margin-top:0;width:420pt;height:236.25pt;z-index:-251657216;mso-position-horizontal:center;mso-position-horizontal-relative:margin;mso-position-vertical:center;mso-position-vertical-relative:margin" o:allowincell="f">
-          <v:imagedata r:id="rId0"/>
-        </v:shape>
-      </w:pict>
-    </w:r>
-  </w:p>
-</w:hdr>
-</file>
-
-<file path=word/header5.xml><?xml version="1.0" encoding="utf-8"?>
-<w:hdr xmlns:wpc="http://schemas.microsoft.com/office/word/2010/wordprocessingCanvas" xmlns:mc="http://schemas.openxmlformats.org/markup-compatibility/2006" xmlns:o="urn:schemas-microsoft-com:office:office" xmlns:r="http://schemas.openxmlformats.org/officeDocument/2006/relationships" xmlns:m="http://schemas.openxmlformats.org/officeDocument/2006/math" xmlns:v="urn:schemas-microsoft-com:vml" xmlns:wp14="http://schemas.microsoft.com/office/word/2010/wordprocessingDrawing" xmlns:wp="http://schemas.openxmlformats.org/drawingml/2006/wordprocessingDrawing" xmlns:w10="urn:schemas-microsoft-com:office:word" xmlns:w="http://schemas.openxmlformats.org/wordprocessingml/2006/main" xmlns:w14="http://schemas.microsoft.com/office/word/2010/wordml" xmlns:w15="http://schemas.microsoft.com/office/word/2012/wordml" xmlns:wpg="http://schemas.microsoft.com/office/word/2010/wordprocessingGroup" xmlns:wpi="http://schemas.microsoft.com/office/word/2010/wordprocessingInk" xmlns:wne="http://schemas.microsoft.com/office/word/2006/wordml" xmlns:wps="http://schemas.microsoft.com/office/word/2010/wordprocessingShape" xmlns:cx="http://schemas.microsoft.com/office/drawing/2014/chartex" xmlns:cx1="http://schemas.microsoft.com/office/drawing/2015/9/8/chartex" xmlns:cx2="http://schemas.microsoft.com/office/drawing/2015/10/21/chartex" xmlns:cx3="http://schemas.microsoft.com/office/drawing/2016/5/9/chartex" xmlns:cx4="http://schemas.microsoft.com/office/drawing/2016/5/10/chartex" xmlns:cx5="http://schemas.microsoft.com/office/drawing/2016/5/11/chartex" xmlns:cx6="http://schemas.microsoft.com/office/drawing/2016/5/12/chartex" xmlns:cx7="http://schemas.microsoft.com/office/drawing/2016/5/13/chartex" xmlns:cx8="http://schemas.microsoft.com/office/drawing/2016/5/14/chartex" xmlns:w16cid="http://schemas.microsoft.com/office/word/2016/wordml/cid" xmlns:w16se="http://schemas.microsoft.com/office/word/2015/wordml/symex">
-  <w:p>
-    <w:r>
-      <w:pict>
-        <v:shapetype id="_x0000_t75" coordsize="21600,21600" o:spt="75" o:preferrelative="t" path="m@4@5l@4@11@9@11@9@5xe" filled="f" stroked="f">
-          <v:stroke joinstyle="miter"/>
-          <v:formulas>
-            <v:f eqn="if lineDrawn pixelLineWidth 0"/>
-            <v:f eqn="sum @0 1 0"/>
-            <v:f eqn="sum 0 0 @1"/>
-            <v:f eqn="prod @2 1 2"/>
-            <v:f eqn="prod @3 21600 pixelWidth"/>
-            <v:f eqn="prod @3 21600 pixelHeight"/>
-            <v:f eqn="sum @0 0 1"/>
-            <v:f eqn="prod @6 1 2"/>
-            <v:f eqn="prod @7 21600 pixelWidth"/>
-            <v:f eqn="sum @8 21600 0"/>
-            <v:f eqn="prod @7 21600 pixelHeight"/>
-            <v:f eqn="sum @10 21600 0"/>
-          </v:formulas>
-          <v:path gradientshapeok="t" o:extrusionok="f" o:connecttype="rect"/>
-          <o:lock v:ext="edit" aspectratio="t"/>
-        </v:shapetype>
-        <v:shape id="WordPictureWatermark8drvpgz4cgays08sxlkja" type="#_x0000_t75" style="position:absolute;margin-left:0;margin-top:0;width:315pt;height:420pt;z-index:-251657216;mso-position-horizontal:center;mso-position-horizontal-relative:margin;mso-position-vertical:center;mso-position-vertical-relative:margin" o:allowincell="f">
-          <v:imagedata r:id="rId0"/>
-        </v:shape>
-      </w:pict>
-    </w:r>
-  </w:p>
-</w:hdr>
-</file>
-
-<file path=word/header6.xml><?xml version="1.0" encoding="utf-8"?>
-<w:hdr xmlns:wpc="http://schemas.microsoft.com/office/word/2010/wordprocessingCanvas" xmlns:mc="http://schemas.openxmlformats.org/markup-compatibility/2006" xmlns:o="urn:schemas-microsoft-com:office:office" xmlns:r="http://schemas.openxmlformats.org/officeDocument/2006/relationships" xmlns:m="http://schemas.openxmlformats.org/officeDocument/2006/math" xmlns:v="urn:schemas-microsoft-com:vml" xmlns:wp14="http://schemas.microsoft.com/office/word/2010/wordprocessingDrawing" xmlns:wp="http://schemas.openxmlformats.org/drawingml/2006/wordprocessingDrawing" xmlns:w10="urn:schemas-microsoft-com:office:word" xmlns:w="http://schemas.openxmlformats.org/wordprocessingml/2006/main" xmlns:w14="http://schemas.microsoft.com/office/word/2010/wordml" xmlns:w15="http://schemas.microsoft.com/office/word/2012/wordml" xmlns:wpg="http://schemas.microsoft.com/office/word/2010/wordprocessingGroup" xmlns:wpi="http://schemas.microsoft.com/office/word/2010/wordprocessingInk" xmlns:wne="http://schemas.microsoft.com/office/word/2006/wordml" xmlns:wps="http://schemas.microsoft.com/office/word/2010/wordprocessingShape" xmlns:cx="http://schemas.microsoft.com/office/drawing/2014/chartex" xmlns:cx1="http://schemas.microsoft.com/office/drawing/2015/9/8/chartex" xmlns:cx2="http://schemas.microsoft.com/office/drawing/2015/10/21/chartex" xmlns:cx3="http://schemas.microsoft.com/office/drawing/2016/5/9/chartex" xmlns:cx4="http://schemas.microsoft.com/office/drawing/2016/5/10/chartex" xmlns:cx5="http://schemas.microsoft.com/office/drawing/2016/5/11/chartex" xmlns:cx6="http://schemas.microsoft.com/office/drawing/2016/5/12/chartex" xmlns:cx7="http://schemas.microsoft.com/office/drawing/2016/5/13/chartex" xmlns:cx8="http://schemas.microsoft.com/office/drawing/2016/5/14/chartex" xmlns:w16cid="http://schemas.microsoft.com/office/word/2016/wordml/cid" xmlns:w16se="http://schemas.microsoft.com/office/word/2015/wordml/symex">
-  <w:p>
-    <w:r>
-      <w:pict>
-        <v:shapetype id="_x0000_t75" coordsize="21600,21600" o:spt="75" o:preferrelative="t" path="m@4@5l@4@11@9@11@9@5xe" filled="f" stroked="f">
-          <v:stroke joinstyle="miter"/>
-          <v:formulas>
-            <v:f eqn="if lineDrawn pixelLineWidth 0"/>
-            <v:f eqn="sum @0 1 0"/>
-            <v:f eqn="sum 0 0 @1"/>
-            <v:f eqn="prod @2 1 2"/>
-            <v:f eqn="prod @3 21600 pixelWidth"/>
-            <v:f eqn="prod @3 21600 pixelHeight"/>
-            <v:f eqn="sum @0 0 1"/>
-            <v:f eqn="prod @6 1 2"/>
-            <v:f eqn="prod @7 21600 pixelWidth"/>
-            <v:f eqn="sum @8 21600 0"/>
-            <v:f eqn="prod @7 21600 pixelHeight"/>
-            <v:f eqn="sum @10 21600 0"/>
-          </v:formulas>
-          <v:path gradientshapeok="t" o:extrusionok="f" o:connecttype="rect"/>
-          <o:lock v:ext="edit" aspectratio="t"/>
-        </v:shapetype>
-        <v:shape id="WordPictureWatermark0wdddudqckvn-wbrqi0z2" type="#_x0000_t75" style="position:absolute;margin-left:0;margin-top:0;width:420pt;height:236.25pt;z-index:-251657216;mso-position-horizontal:center;mso-position-horizontal-relative:margin;mso-position-vertical:center;mso-position-vertical-relative:margin" o:allowincell="f">
-          <v:imagedata r:id="rId0"/>
-        </v:shape>
-      </w:pict>
-    </w:r>
-  </w:p>
-</w:hdr>
 </file>
 
 <file path=word/numbering.xml><?xml version="1.0" encoding="utf-8"?>

--- a/digicon-lp-kit/guide/lp-guide.docx
+++ b/digicon-lp-kit/guide/lp-guide.docx
@@ -365,6 +365,23 @@
     </w:p>
     <w:p>
       <w:pPr>
+        <w:spacing w:after="160" w:line="320"/>
+      </w:pPr>
+      <w:r>
+        <w:t xml:space="preserve">実際に動く画面は、こちらから直接ご覧いただけます: </w:t>
+      </w:r>
+      <w:hyperlink w:history="1" r:id="rIdssdyu6c7hzbyiagao7lsv">
+        <w:r>
+          <w:rPr>
+            <w:color w:val="9C5B3C"/>
+            <w:u w:val="single"/>
+          </w:rPr>
+          <w:t xml:space="preserve">mimosa handmade サンプルLPを見る</w:t>
+        </w:r>
+      </w:hyperlink>
+    </w:p>
+    <w:p>
+      <w:pPr>
         <w:spacing w:after="100"/>
       </w:pPr>
     </w:p>
@@ -553,7 +570,7 @@
       <w:r>
         <w:t xml:space="preserve">ブラウザで </w:t>
       </w:r>
-      <w:hyperlink w:history="1" r:id="rIdabjclyzjkrajqgdf56mv7">
+      <w:hyperlink w:history="1" r:id="rIdz46ltktnhpebtkpdf__jo">
         <w:r>
           <w:rPr>
             <w:color w:val="9C5B3C"/>
@@ -782,7 +799,7 @@
       <w:r>
         <w:t xml:space="preserve">ブラウザで </w:t>
       </w:r>
-      <w:hyperlink w:history="1" r:id="rIdfaerbo_vsq03edxhpcu6b">
+      <w:hyperlink w:history="1" r:id="rIdgilsvrgmp5o0hnc2re6dp">
         <w:r>
           <w:rPr>
             <w:color w:val="9C5B3C"/>
@@ -1875,7 +1892,7 @@
       <w:r>
         <w:t xml:space="preserve">ブラウザで </w:t>
       </w:r>
-      <w:hyperlink w:history="1" r:id="rIdjswxyznqevfkbtqpqeujc">
+      <w:hyperlink w:history="1" r:id="rId6o6d23g7ix3ytmxe5c6gy">
         <w:r>
           <w:rPr>
             <w:color w:val="9C5B3C"/>

--- a/digicon-lp-kit/guide/lp-guide.docx
+++ b/digicon-lp-kit/guide/lp-guide.docx
@@ -365,23 +365,6 @@
     </w:p>
     <w:p>
       <w:pPr>
-        <w:spacing w:after="160" w:line="320"/>
-      </w:pPr>
-      <w:r>
-        <w:t xml:space="preserve">実際に動く画面は、こちらから直接ご覧いただけます: </w:t>
-      </w:r>
-      <w:hyperlink w:history="1" r:id="rIdssdyu6c7hzbyiagao7lsv">
-        <w:r>
-          <w:rPr>
-            <w:color w:val="9C5B3C"/>
-            <w:u w:val="single"/>
-          </w:rPr>
-          <w:t xml:space="preserve">mimosa handmade サンプルLPを見る</w:t>
-        </w:r>
-      </w:hyperlink>
-    </w:p>
-    <w:p>
-      <w:pPr>
         <w:spacing w:after="100"/>
       </w:pPr>
     </w:p>
@@ -570,7 +553,7 @@
       <w:r>
         <w:t xml:space="preserve">ブラウザで </w:t>
       </w:r>
-      <w:hyperlink w:history="1" r:id="rIdz46ltktnhpebtkpdf__jo">
+      <w:hyperlink w:history="1" r:id="rIdgxxzlixr4uwjaaaymf1wj">
         <w:r>
           <w:rPr>
             <w:color w:val="9C5B3C"/>
@@ -799,7 +782,7 @@
       <w:r>
         <w:t xml:space="preserve">ブラウザで </w:t>
       </w:r>
-      <w:hyperlink w:history="1" r:id="rIdgilsvrgmp5o0hnc2re6dp">
+      <w:hyperlink w:history="1" r:id="rId7e6qu-jo0seu5ibb5sope">
         <w:r>
           <w:rPr>
             <w:color w:val="9C5B3C"/>
@@ -1892,7 +1875,7 @@
       <w:r>
         <w:t xml:space="preserve">ブラウザで </w:t>
       </w:r>
-      <w:hyperlink w:history="1" r:id="rId6o6d23g7ix3ytmxe5c6gy">
+      <w:hyperlink w:history="1" r:id="rIdayq34nwqlkm0bragnnmob">
         <w:r>
           <w:rPr>
             <w:color w:val="9C5B3C"/>

--- a/digicon-lp-kit/guide/lp-guide.docx
+++ b/digicon-lp-kit/guide/lp-guide.docx
@@ -311,7 +311,7 @@
       <w:r>
         <w:drawing>
           <wp:inline distT="0" distB="0" distL="0" distR="0">
-            <wp:extent cx="6096000" cy="3114675"/>
+            <wp:extent cx="6096000" cy="2428875"/>
             <wp:effectExtent t="0" r="0" b="0" l="0"/>
             <wp:docPr id="2" name="" descr="" title=""/>
             <wp:cNvGraphicFramePr>
@@ -336,6 +336,72 @@
                   <pic:spPr bwMode="auto">
                     <a:xfrm>
                       <a:off x="0" y="0"/>
+                      <a:ext cx="6096000" cy="2428875"/>
+                    </a:xfrm>
+                    <a:prstGeom prst="rect">
+                      <a:avLst/>
+                    </a:prstGeom>
+                  </pic:spPr>
+                </pic:pic>
+              </a:graphicData>
+            </a:graphic>
+          </wp:inline>
+        </w:drawing>
+      </w:r>
+    </w:p>
+    <w:p>
+      <w:pPr>
+        <w:spacing w:after="200"/>
+        <w:jc w:val="center"/>
+      </w:pPr>
+      <w:r>
+        <w:rPr>
+          <w:color w:val="8A7B6F"/>
+          <w:sz w:val="18"/>
+          <w:szCs w:val="18"/>
+        </w:rPr>
+        <w:t xml:space="preserve">プロフィール部分の完成イメージ</w:t>
+      </w:r>
+    </w:p>
+    <w:p>
+      <w:pPr>
+        <w:pBdr>
+          <w:top w:val="single" w:color="CCCCCC" w:sz="4"/>
+          <w:left w:val="single" w:color="CCCCCC" w:sz="4"/>
+          <w:bottom w:val="single" w:color="CCCCCC" w:sz="4"/>
+          <w:right w:val="single" w:color="CCCCCC" w:sz="4"/>
+        </w:pBdr>
+        <w:spacing w:after="60" w:before="120"/>
+        <w:jc w:val="center"/>
+      </w:pPr>
+      <w:r>
+        <w:drawing>
+          <wp:inline distT="0" distB="0" distL="0" distR="0">
+            <wp:extent cx="6096000" cy="3114675"/>
+            <wp:effectExtent t="0" r="0" b="0" l="0"/>
+            <wp:docPr id="3" name="" descr="" title=""/>
+            <wp:cNvGraphicFramePr>
+              <a:graphicFrameLocks xmlns:a="http://schemas.openxmlformats.org/drawingml/2006/main" noChangeAspect="1"/>
+            </wp:cNvGraphicFramePr>
+            <a:graphic xmlns:a="http://schemas.openxmlformats.org/drawingml/2006/main">
+              <a:graphicData uri="http://schemas.openxmlformats.org/drawingml/2006/picture">
+                <pic:pic xmlns:pic="http://schemas.openxmlformats.org/drawingml/2006/picture">
+                  <pic:nvPicPr>
+                    <pic:cNvPr id="0" name="" descr=""/>
+                    <pic:cNvPicPr>
+                      <a:picLocks noChangeAspect="1" noChangeArrowheads="1"/>
+                    </pic:cNvPicPr>
+                  </pic:nvPicPr>
+                  <pic:blipFill>
+                    <a:blip r:embed="rId9" cstate="none"/>
+                    <a:srcRect/>
+                    <a:stretch>
+                      <a:fillRect/>
+                    </a:stretch>
+                  </pic:blipFill>
+                  <pic:spPr bwMode="auto">
+                    <a:xfrm>
+                      <a:off x="0" y="0"/>
                       <a:ext cx="6096000" cy="3114675"/>
                     </a:xfrm>
                     <a:prstGeom prst="rect">
@@ -361,6 +427,72 @@
           <w:szCs w:val="18"/>
         </w:rPr>
         <w:t xml:space="preserve">作品紹介部分の完成イメージ</w:t>
+      </w:r>
+    </w:p>
+    <w:p>
+      <w:pPr>
+        <w:pBdr>
+          <w:top w:val="single" w:color="CCCCCC" w:sz="4"/>
+          <w:left w:val="single" w:color="CCCCCC" w:sz="4"/>
+          <w:bottom w:val="single" w:color="CCCCCC" w:sz="4"/>
+          <w:right w:val="single" w:color="CCCCCC" w:sz="4"/>
+        </w:pBdr>
+        <w:spacing w:after="60" w:before="120"/>
+        <w:jc w:val="center"/>
+      </w:pPr>
+      <w:r>
+        <w:drawing>
+          <wp:inline distT="0" distB="0" distL="0" distR="0">
+            <wp:extent cx="6096000" cy="2171700"/>
+            <wp:effectExtent t="0" r="0" b="0" l="0"/>
+            <wp:docPr id="4" name="" descr="" title=""/>
+            <wp:cNvGraphicFramePr>
+              <a:graphicFrameLocks xmlns:a="http://schemas.openxmlformats.org/drawingml/2006/main" noChangeAspect="1"/>
+            </wp:cNvGraphicFramePr>
+            <a:graphic xmlns:a="http://schemas.openxmlformats.org/drawingml/2006/main">
+              <a:graphicData uri="http://schemas.openxmlformats.org/drawingml/2006/picture">
+                <pic:pic xmlns:pic="http://schemas.openxmlformats.org/drawingml/2006/picture">
+                  <pic:nvPicPr>
+                    <pic:cNvPr id="0" name="" descr=""/>
+                    <pic:cNvPicPr>
+                      <a:picLocks noChangeAspect="1" noChangeArrowheads="1"/>
+                    </pic:cNvPicPr>
+                  </pic:nvPicPr>
+                  <pic:blipFill>
+                    <a:blip r:embed="rId10" cstate="none"/>
+                    <a:srcRect/>
+                    <a:stretch>
+                      <a:fillRect/>
+                    </a:stretch>
+                  </pic:blipFill>
+                  <pic:spPr bwMode="auto">
+                    <a:xfrm>
+                      <a:off x="0" y="0"/>
+                      <a:ext cx="6096000" cy="2171700"/>
+                    </a:xfrm>
+                    <a:prstGeom prst="rect">
+                      <a:avLst/>
+                    </a:prstGeom>
+                  </pic:spPr>
+                </pic:pic>
+              </a:graphicData>
+            </a:graphic>
+          </wp:inline>
+        </w:drawing>
+      </w:r>
+    </w:p>
+    <w:p>
+      <w:pPr>
+        <w:spacing w:after="200"/>
+        <w:jc w:val="center"/>
+      </w:pPr>
+      <w:r>
+        <w:rPr>
+          <w:color w:val="8A7B6F"/>
+          <w:sz w:val="18"/>
+          <w:szCs w:val="18"/>
+        </w:rPr>
+        <w:t xml:space="preserve">お問い合わせ部分の完成イメージ</w:t>
       </w:r>
     </w:p>
     <w:p>
@@ -553,7 +685,7 @@
       <w:r>
         <w:t xml:space="preserve">ブラウザで </w:t>
       </w:r>
-      <w:hyperlink w:history="1" r:id="rIdgxxzlixr4uwjaaaymf1wj">
+      <w:hyperlink w:history="1" r:id="rId1rkmnljszenxv0mxu2id4">
         <w:r>
           <w:rPr>
             <w:color w:val="9C5B3C"/>
@@ -634,7 +766,7 @@
           <wp:inline distT="0" distB="0" distL="0" distR="0">
             <wp:extent cx="6096000" cy="3524250"/>
             <wp:effectExtent t="0" r="0" b="0" l="0"/>
-            <wp:docPr id="3" name="" descr="" title=""/>
+            <wp:docPr id="5" name="" descr="" title=""/>
             <wp:cNvGraphicFramePr>
               <a:graphicFrameLocks xmlns:a="http://schemas.openxmlformats.org/drawingml/2006/main" noChangeAspect="1"/>
             </wp:cNvGraphicFramePr>
@@ -648,7 +780,7 @@
                     </pic:cNvPicPr>
                   </pic:nvPicPr>
                   <pic:blipFill>
-                    <a:blip r:embed="rId9" cstate="none"/>
+                    <a:blip r:embed="rId11" cstate="none"/>
                     <a:srcRect/>
                     <a:stretch>
                       <a:fillRect/>
@@ -782,7 +914,7 @@
       <w:r>
         <w:t xml:space="preserve">ブラウザで </w:t>
       </w:r>
-      <w:hyperlink w:history="1" r:id="rId7e6qu-jo0seu5ibb5sope">
+      <w:hyperlink w:history="1" r:id="rIdnignvhmr7-o7om2x3mpxi">
         <w:r>
           <w:rPr>
             <w:color w:val="9C5B3C"/>
@@ -824,7 +956,7 @@
           <wp:inline distT="0" distB="0" distL="0" distR="0">
             <wp:extent cx="5334000" cy="4695825"/>
             <wp:effectExtent t="0" r="0" b="0" l="0"/>
-            <wp:docPr id="4" name="" descr="" title=""/>
+            <wp:docPr id="6" name="" descr="" title=""/>
             <wp:cNvGraphicFramePr>
               <a:graphicFrameLocks xmlns:a="http://schemas.openxmlformats.org/drawingml/2006/main" noChangeAspect="1"/>
             </wp:cNvGraphicFramePr>
@@ -838,7 +970,7 @@
                     </pic:cNvPicPr>
                   </pic:nvPicPr>
                   <pic:blipFill>
-                    <a:blip r:embed="rId10" cstate="none"/>
+                    <a:blip r:embed="rId12" cstate="none"/>
                     <a:srcRect/>
                     <a:stretch>
                       <a:fillRect/>
@@ -944,7 +1076,7 @@
           <wp:inline distT="0" distB="0" distL="0" distR="0">
             <wp:extent cx="1266825" cy="962025"/>
             <wp:effectExtent t="0" r="0" b="0" l="0"/>
-            <wp:docPr id="5" name="" descr="" title=""/>
+            <wp:docPr id="7" name="" descr="" title=""/>
             <wp:cNvGraphicFramePr>
               <a:graphicFrameLocks xmlns:a="http://schemas.openxmlformats.org/drawingml/2006/main" noChangeAspect="1"/>
             </wp:cNvGraphicFramePr>
@@ -958,7 +1090,7 @@
                     </pic:cNvPicPr>
                   </pic:nvPicPr>
                   <pic:blipFill>
-                    <a:blip r:embed="rId11" cstate="none"/>
+                    <a:blip r:embed="rId13" cstate="none"/>
                     <a:srcRect/>
                     <a:stretch>
                       <a:fillRect/>
@@ -1875,7 +2007,7 @@
       <w:r>
         <w:t xml:space="preserve">ブラウザで </w:t>
       </w:r>
-      <w:hyperlink w:history="1" r:id="rIdayq34nwqlkm0bragnnmob">
+      <w:hyperlink w:history="1" r:id="rId5ygqmfelthl0g4t7zdkuy">
         <w:r>
           <w:rPr>
             <w:color w:val="9C5B3C"/>
@@ -1930,7 +2062,7 @@
           <wp:inline distT="0" distB="0" distL="0" distR="0">
             <wp:extent cx="5905500" cy="3381375"/>
             <wp:effectExtent t="0" r="0" b="0" l="0"/>
-            <wp:docPr id="6" name="" descr="" title=""/>
+            <wp:docPr id="8" name="" descr="" title=""/>
             <wp:cNvGraphicFramePr>
               <a:graphicFrameLocks xmlns:a="http://schemas.openxmlformats.org/drawingml/2006/main" noChangeAspect="1"/>
             </wp:cNvGraphicFramePr>
@@ -1944,7 +2076,7 @@
                     </pic:cNvPicPr>
                   </pic:nvPicPr>
                   <pic:blipFill>
-                    <a:blip r:embed="rId12" cstate="none"/>
+                    <a:blip r:embed="rId14" cstate="none"/>
                     <a:srcRect/>
                     <a:stretch>
                       <a:fillRect/>
@@ -2099,7 +2231,7 @@
           <wp:inline distT="0" distB="0" distL="0" distR="0">
             <wp:extent cx="5905500" cy="3648075"/>
             <wp:effectExtent t="0" r="0" b="0" l="0"/>
-            <wp:docPr id="7" name="" descr="" title=""/>
+            <wp:docPr id="9" name="" descr="" title=""/>
             <wp:cNvGraphicFramePr>
               <a:graphicFrameLocks xmlns:a="http://schemas.openxmlformats.org/drawingml/2006/main" noChangeAspect="1"/>
             </wp:cNvGraphicFramePr>
@@ -2113,7 +2245,7 @@
                     </pic:cNvPicPr>
                   </pic:nvPicPr>
                   <pic:blipFill>
-                    <a:blip r:embed="rId13" cstate="none"/>
+                    <a:blip r:embed="rId15" cstate="none"/>
                     <a:srcRect/>
                     <a:stretch>
                       <a:fillRect/>
@@ -2229,7 +2361,7 @@
           <wp:inline distT="0" distB="0" distL="0" distR="0">
             <wp:extent cx="5905500" cy="3219450"/>
             <wp:effectExtent t="0" r="0" b="0" l="0"/>
-            <wp:docPr id="8" name="" descr="" title=""/>
+            <wp:docPr id="10" name="" descr="" title=""/>
             <wp:cNvGraphicFramePr>
               <a:graphicFrameLocks xmlns:a="http://schemas.openxmlformats.org/drawingml/2006/main" noChangeAspect="1"/>
             </wp:cNvGraphicFramePr>
@@ -2243,7 +2375,7 @@
                     </pic:cNvPicPr>
                   </pic:nvPicPr>
                   <pic:blipFill>
-                    <a:blip r:embed="rId14" cstate="none"/>
+                    <a:blip r:embed="rId16" cstate="none"/>
                     <a:srcRect/>
                     <a:stretch>
                       <a:fillRect/>
@@ -2357,7 +2489,7 @@
           <wp:inline distT="0" distB="0" distL="0" distR="0">
             <wp:extent cx="5905500" cy="3038475"/>
             <wp:effectExtent t="0" r="0" b="0" l="0"/>
-            <wp:docPr id="9" name="" descr="" title=""/>
+            <wp:docPr id="11" name="" descr="" title=""/>
             <wp:cNvGraphicFramePr>
               <a:graphicFrameLocks xmlns:a="http://schemas.openxmlformats.org/drawingml/2006/main" noChangeAspect="1"/>
             </wp:cNvGraphicFramePr>
@@ -2371,7 +2503,7 @@
                     </pic:cNvPicPr>
                   </pic:nvPicPr>
                   <pic:blipFill>
-                    <a:blip r:embed="rId15" cstate="none"/>
+                    <a:blip r:embed="rId17" cstate="none"/>
                     <a:srcRect/>
                     <a:stretch>
                       <a:fillRect/>
@@ -2445,7 +2577,7 @@
           <wp:inline distT="0" distB="0" distL="0" distR="0">
             <wp:extent cx="5905500" cy="5038725"/>
             <wp:effectExtent t="0" r="0" b="0" l="0"/>
-            <wp:docPr id="10" name="" descr="" title=""/>
+            <wp:docPr id="12" name="" descr="" title=""/>
             <wp:cNvGraphicFramePr>
               <a:graphicFrameLocks xmlns:a="http://schemas.openxmlformats.org/drawingml/2006/main" noChangeAspect="1"/>
             </wp:cNvGraphicFramePr>
@@ -2459,7 +2591,7 @@
                     </pic:cNvPicPr>
                   </pic:nvPicPr>
                   <pic:blipFill>
-                    <a:blip r:embed="rId16" cstate="none"/>
+                    <a:blip r:embed="rId18" cstate="none"/>
                     <a:srcRect/>
                     <a:stretch>
                       <a:fillRect/>
@@ -2573,7 +2705,7 @@
           <wp:inline distT="0" distB="0" distL="0" distR="0">
             <wp:extent cx="5905500" cy="4886325"/>
             <wp:effectExtent t="0" r="0" b="0" l="0"/>
-            <wp:docPr id="11" name="" descr="" title=""/>
+            <wp:docPr id="13" name="" descr="" title=""/>
             <wp:cNvGraphicFramePr>
               <a:graphicFrameLocks xmlns:a="http://schemas.openxmlformats.org/drawingml/2006/main" noChangeAspect="1"/>
             </wp:cNvGraphicFramePr>
@@ -2587,7 +2719,7 @@
                     </pic:cNvPicPr>
                   </pic:nvPicPr>
                   <pic:blipFill>
-                    <a:blip r:embed="rId17" cstate="none"/>
+                    <a:blip r:embed="rId19" cstate="none"/>
                     <a:srcRect/>
                     <a:stretch>
                       <a:fillRect/>
